--- a/02 - Atividade Prática — Licenças, Direitos.docx
+++ b/02 - Atividade Prática — Licenças, Direitos.docx
@@ -1,6 +1,6 @@
 
 <file path=word/document.xml><?xml version="1.0" encoding="utf-8"?>
-<w:document xmlns:wpc="http://schemas.microsoft.com/office/word/2010/wordprocessingCanvas" xmlns:cx="http://schemas.microsoft.com/office/drawing/2014/chartex" xmlns:cx1="http://schemas.microsoft.com/office/drawing/2015/9/8/chartex" xmlns:cx2="http://schemas.microsoft.com/office/drawing/2015/10/21/chartex" xmlns:cx3="http://schemas.microsoft.com/office/drawing/2016/5/9/chartex" xmlns:cx4="http://schemas.microsoft.com/office/drawing/2016/5/10/chartex" xmlns:cx5="http://schemas.microsoft.com/office/drawing/2016/5/11/chartex" xmlns:cx6="http://schemas.microsoft.com/office/drawing/2016/5/12/chartex" xmlns:cx7="http://schemas.microsoft.com/office/drawing/2016/5/13/chartex" xmlns:cx8="http://schemas.microsoft.com/office/drawing/2016/5/14/chartex" xmlns:mc="http://schemas.openxmlformats.org/markup-compatibility/2006" xmlns:aink="http://schemas.microsoft.com/office/drawing/2016/ink" xmlns:am3d="http://schemas.microsoft.com/office/drawing/2017/model3d" xmlns:o="urn:schemas-microsoft-com:office:office" xmlns:r="http://schemas.openxmlformats.org/officeDocument/2006/relationships" xmlns:m="http://schemas.openxmlformats.org/officeDocument/2006/math" xmlns:v="urn:schemas-microsoft-com:vml" xmlns:wp14="http://schemas.microsoft.com/office/word/2010/wordprocessingDrawing" xmlns:wp="http://schemas.openxmlformats.org/drawingml/2006/wordprocessingDrawing" xmlns:w10="urn:schemas-microsoft-com:office:word" xmlns:w="http://schemas.openxmlformats.org/wordprocessingml/2006/main" xmlns:w14="http://schemas.microsoft.com/office/word/2010/wordml" xmlns:w15="http://schemas.microsoft.com/office/word/2012/wordml" xmlns:w16cex="http://schemas.microsoft.com/office/word/2018/wordml/cex" xmlns:w16cid="http://schemas.microsoft.com/office/word/2016/wordml/cid" xmlns:w16="http://schemas.microsoft.com/office/word/2018/wordml" xmlns:w16sdtdh="http://schemas.microsoft.com/office/word/2020/wordml/sdtdatahash" xmlns:w16se="http://schemas.microsoft.com/office/word/2015/wordml/symex" xmlns:wpg="http://schemas.microsoft.com/office/word/2010/wordprocessingGroup" xmlns:wpi="http://schemas.microsoft.com/office/word/2010/wordprocessingInk" xmlns:wne="http://schemas.microsoft.com/office/word/2006/wordml" xmlns:wps="http://schemas.microsoft.com/office/word/2010/wordprocessingShape" mc:Ignorable="w14 w15 w16se w16cid w16 w16cex w16sdtdh wp14">
+<w:document xmlns:wpc="http://schemas.microsoft.com/office/word/2010/wordprocessingCanvas" xmlns:cx="http://schemas.microsoft.com/office/drawing/2014/chartex" xmlns:cx1="http://schemas.microsoft.com/office/drawing/2015/9/8/chartex" xmlns:cx2="http://schemas.microsoft.com/office/drawing/2015/10/21/chartex" xmlns:cx3="http://schemas.microsoft.com/office/drawing/2016/5/9/chartex" xmlns:cx4="http://schemas.microsoft.com/office/drawing/2016/5/10/chartex" xmlns:cx5="http://schemas.microsoft.com/office/drawing/2016/5/11/chartex" xmlns:cx6="http://schemas.microsoft.com/office/drawing/2016/5/12/chartex" xmlns:cx7="http://schemas.microsoft.com/office/drawing/2016/5/13/chartex" xmlns:cx8="http://schemas.microsoft.com/office/drawing/2016/5/14/chartex" xmlns:mc="http://schemas.openxmlformats.org/markup-compatibility/2006" xmlns:aink="http://schemas.microsoft.com/office/drawing/2016/ink" xmlns:am3d="http://schemas.microsoft.com/office/drawing/2017/model3d" xmlns:o="urn:schemas-microsoft-com:office:office" xmlns:oel="http://schemas.microsoft.com/office/2019/extlst" xmlns:r="http://schemas.openxmlformats.org/officeDocument/2006/relationships" xmlns:m="http://schemas.openxmlformats.org/officeDocument/2006/math" xmlns:v="urn:schemas-microsoft-com:vml" xmlns:wp14="http://schemas.microsoft.com/office/word/2010/wordprocessingDrawing" xmlns:wp="http://schemas.openxmlformats.org/drawingml/2006/wordprocessingDrawing" xmlns:w10="urn:schemas-microsoft-com:office:word" xmlns:w="http://schemas.openxmlformats.org/wordprocessingml/2006/main" xmlns:w14="http://schemas.microsoft.com/office/word/2010/wordml" xmlns:w15="http://schemas.microsoft.com/office/word/2012/wordml" xmlns:w16cex="http://schemas.microsoft.com/office/word/2018/wordml/cex" xmlns:w16cid="http://schemas.microsoft.com/office/word/2016/wordml/cid" xmlns:w16="http://schemas.microsoft.com/office/word/2018/wordml" xmlns:w16sdtdh="http://schemas.microsoft.com/office/word/2020/wordml/sdtdatahash" xmlns:w16se="http://schemas.microsoft.com/office/word/2015/wordml/symex" xmlns:wpg="http://schemas.microsoft.com/office/word/2010/wordprocessingGroup" xmlns:wpi="http://schemas.microsoft.com/office/word/2010/wordprocessingInk" xmlns:wne="http://schemas.microsoft.com/office/word/2006/wordml" xmlns:wps="http://schemas.microsoft.com/office/word/2010/wordprocessingShape" mc:Ignorable="w14 w15 w16se w16cid w16 w16cex w16sdtdh wp14">
   <w:body>
     <w:p>
       <w:pPr>
@@ -62,69 +62,7 @@
         <w:rPr>
           <w:rFonts w:ascii="Arial" w:eastAsia="Arial" w:hAnsi="Arial" w:cs="Arial"/>
         </w:rPr>
-        <w:t xml:space="preserve"> </w:t>
-      </w:r>
-      <w:r>
-        <w:rPr>
-          <w:rFonts w:ascii="Arial" w:eastAsia="Arial" w:hAnsi="Arial" w:cs="Arial"/>
-        </w:rPr>
-        <w:t xml:space="preserve">Licenças </w:t>
-      </w:r>
-      <w:proofErr w:type="spellStart"/>
-      <w:r>
-        <w:rPr>
-          <w:rFonts w:ascii="Arial" w:eastAsia="Arial" w:hAnsi="Arial" w:cs="Arial"/>
-        </w:rPr>
-        <w:t>Creative</w:t>
-      </w:r>
-      <w:proofErr w:type="spellEnd"/>
-      <w:r>
-        <w:rPr>
-          <w:rFonts w:ascii="Arial" w:eastAsia="Arial" w:hAnsi="Arial" w:cs="Arial"/>
-        </w:rPr>
-        <w:t xml:space="preserve"> Commons, Royalty </w:t>
-      </w:r>
-      <w:proofErr w:type="spellStart"/>
-      <w:r>
-        <w:rPr>
-          <w:rFonts w:ascii="Arial" w:eastAsia="Arial" w:hAnsi="Arial" w:cs="Arial"/>
-        </w:rPr>
-        <w:t>Free</w:t>
-      </w:r>
-      <w:proofErr w:type="spellEnd"/>
-      <w:r>
-        <w:rPr>
-          <w:rFonts w:ascii="Arial" w:eastAsia="Arial" w:hAnsi="Arial" w:cs="Arial"/>
-        </w:rPr>
-        <w:t xml:space="preserve">, </w:t>
-      </w:r>
-      <w:proofErr w:type="spellStart"/>
-      <w:r>
-        <w:rPr>
-          <w:rFonts w:ascii="Arial" w:eastAsia="Arial" w:hAnsi="Arial" w:cs="Arial"/>
-        </w:rPr>
-        <w:t>Rights</w:t>
-      </w:r>
-      <w:proofErr w:type="spellEnd"/>
-      <w:r>
-        <w:rPr>
-          <w:rFonts w:ascii="Arial" w:eastAsia="Arial" w:hAnsi="Arial" w:cs="Arial"/>
-        </w:rPr>
-        <w:t xml:space="preserve"> </w:t>
-      </w:r>
-      <w:proofErr w:type="spellStart"/>
-      <w:r>
-        <w:rPr>
-          <w:rFonts w:ascii="Arial" w:eastAsia="Arial" w:hAnsi="Arial" w:cs="Arial"/>
-        </w:rPr>
-        <w:t>Managed</w:t>
-      </w:r>
-      <w:proofErr w:type="spellEnd"/>
-      <w:r>
-        <w:rPr>
-          <w:rFonts w:ascii="Arial" w:eastAsia="Arial" w:hAnsi="Arial" w:cs="Arial"/>
-        </w:rPr>
-        <w:t xml:space="preserve"> e Direitos Autorais</w:t>
+        <w:t xml:space="preserve"> Licenças Creative Commons, Royalty Free, Rights Managed e Direitos Autorais</w:t>
       </w:r>
       <w:r>
         <w:rPr>
@@ -164,19 +102,7 @@
         <w:rPr>
           <w:rFonts w:ascii="Arial" w:eastAsia="Arial" w:hAnsi="Arial" w:cs="Arial"/>
         </w:rPr>
-        <w:t xml:space="preserve"> Trabalho em grupos de </w:t>
-      </w:r>
-      <w:r>
-        <w:rPr>
-          <w:rFonts w:ascii="Arial" w:eastAsia="Arial" w:hAnsi="Arial" w:cs="Arial"/>
-        </w:rPr>
-        <w:t>3 a 4</w:t>
-      </w:r>
-      <w:r>
-        <w:rPr>
-          <w:rFonts w:ascii="Arial" w:eastAsia="Arial" w:hAnsi="Arial" w:cs="Arial"/>
-        </w:rPr>
-        <w:t xml:space="preserve"> alunos</w:t>
+        <w:t xml:space="preserve"> Trabalho em grupos de 3 a 4 alunos</w:t>
       </w:r>
     </w:p>
     <w:p>
@@ -242,27 +168,7 @@
         <w:rPr>
           <w:rFonts w:ascii="Arial" w:eastAsia="Arial" w:hAnsi="Arial" w:cs="Arial"/>
         </w:rPr>
-        <w:t xml:space="preserve">Identificar diferentes tipos de licenças </w:t>
-      </w:r>
-      <w:proofErr w:type="spellStart"/>
-      <w:r>
-        <w:rPr>
-          <w:rFonts w:ascii="Arial" w:eastAsia="Arial" w:hAnsi="Arial" w:cs="Arial"/>
-        </w:rPr>
-        <w:t>Creative</w:t>
-      </w:r>
-      <w:proofErr w:type="spellEnd"/>
-      <w:r>
-        <w:rPr>
-          <w:rFonts w:ascii="Arial" w:eastAsia="Arial" w:hAnsi="Arial" w:cs="Arial"/>
-        </w:rPr>
-        <w:t xml:space="preserve"> </w:t>
-      </w:r>
-      <w:r>
-        <w:rPr>
-          <w:rFonts w:ascii="Arial" w:eastAsia="Arial" w:hAnsi="Arial" w:cs="Arial"/>
-        </w:rPr>
-        <w:t>Commons;</w:t>
+        <w:t>Identificar diferentes tipos de licenças Creative Commons;</w:t>
       </w:r>
     </w:p>
     <w:p>
@@ -319,49 +225,7 @@
         <w:rPr>
           <w:rFonts w:ascii="Arial" w:eastAsia="Arial" w:hAnsi="Arial" w:cs="Arial"/>
         </w:rPr>
-        <w:t xml:space="preserve">Compreender o funcionamento das licenças Royalty </w:t>
-      </w:r>
-      <w:proofErr w:type="spellStart"/>
-      <w:r>
-        <w:rPr>
-          <w:rFonts w:ascii="Arial" w:eastAsia="Arial" w:hAnsi="Arial" w:cs="Arial"/>
-        </w:rPr>
-        <w:t>Free</w:t>
-      </w:r>
-      <w:proofErr w:type="spellEnd"/>
-      <w:r>
-        <w:rPr>
-          <w:rFonts w:ascii="Arial" w:eastAsia="Arial" w:hAnsi="Arial" w:cs="Arial"/>
-        </w:rPr>
-        <w:t xml:space="preserve"> e </w:t>
-      </w:r>
-      <w:proofErr w:type="spellStart"/>
-      <w:r>
-        <w:rPr>
-          <w:rFonts w:ascii="Arial" w:eastAsia="Arial" w:hAnsi="Arial" w:cs="Arial"/>
-        </w:rPr>
-        <w:t>Rights</w:t>
-      </w:r>
-      <w:proofErr w:type="spellEnd"/>
-      <w:r>
-        <w:rPr>
-          <w:rFonts w:ascii="Arial" w:eastAsia="Arial" w:hAnsi="Arial" w:cs="Arial"/>
-        </w:rPr>
-        <w:t xml:space="preserve"> </w:t>
-      </w:r>
-      <w:proofErr w:type="spellStart"/>
-      <w:r>
-        <w:rPr>
-          <w:rFonts w:ascii="Arial" w:eastAsia="Arial" w:hAnsi="Arial" w:cs="Arial"/>
-        </w:rPr>
-        <w:t>Managed</w:t>
-      </w:r>
-      <w:proofErr w:type="spellEnd"/>
-      <w:r>
-        <w:rPr>
-          <w:rFonts w:ascii="Arial" w:eastAsia="Arial" w:hAnsi="Arial" w:cs="Arial"/>
-        </w:rPr>
-        <w:t>;</w:t>
+        <w:t>Compreender o funcionamento das licenças Royalty Free e Rights Managed;</w:t>
       </w:r>
     </w:p>
     <w:p>
@@ -399,13 +263,7 @@
         <w:rPr>
           <w:rFonts w:ascii="Arial" w:eastAsia="Arial" w:hAnsi="Arial" w:cs="Arial"/>
         </w:rPr>
-        <w:t>P</w:t>
-      </w:r>
-      <w:r>
-        <w:rPr>
-          <w:rFonts w:ascii="Arial" w:eastAsia="Arial" w:hAnsi="Arial" w:cs="Arial"/>
-        </w:rPr>
-        <w:t>esquisar imagens, músicas e vídeos que possam ser utilizados em projetos;</w:t>
+        <w:t>Pesquisar imagens, músicas e vídeos que possam ser utilizados em projetos;</w:t>
       </w:r>
     </w:p>
     <w:p>
@@ -462,13 +320,7 @@
         <w:rPr>
           <w:rFonts w:ascii="Arial" w:eastAsia="Arial" w:hAnsi="Arial" w:cs="Arial"/>
         </w:rPr>
-        <w:t>Aplicar esses conhecimentos no desenvolvimento de um pr</w:t>
-      </w:r>
-      <w:r>
-        <w:rPr>
-          <w:rFonts w:ascii="Arial" w:eastAsia="Arial" w:hAnsi="Arial" w:cs="Arial"/>
-        </w:rPr>
-        <w:t>ojeto para a Web.</w:t>
+        <w:t>Aplicar esses conhecimentos no desenvolvimento de um projeto para a Web.</w:t>
       </w:r>
     </w:p>
     <w:p>
@@ -622,13 +474,7 @@
         <w:rPr>
           <w:rFonts w:ascii="Arial" w:eastAsia="Arial" w:hAnsi="Arial" w:cs="Arial"/>
         </w:rPr>
-        <w:t>conteúdos que possam</w:t>
-      </w:r>
-      <w:r>
-        <w:rPr>
-          <w:rFonts w:ascii="Arial" w:eastAsia="Arial" w:hAnsi="Arial" w:cs="Arial"/>
-        </w:rPr>
-        <w:t xml:space="preserve"> ser utilizados legalmente;</w:t>
+        <w:t>conteúdos que possam ser utilizados legalmente;</w:t>
       </w:r>
     </w:p>
     <w:p>
@@ -720,13 +566,8 @@
       <w:pPr>
         <w:pStyle w:val="Corpodetexto"/>
       </w:pPr>
-      <w:proofErr w:type="gramStart"/>
-      <w:r>
-        <w:t>Não ,</w:t>
-      </w:r>
-      <w:proofErr w:type="gramEnd"/>
-      <w:r>
-        <w:t xml:space="preserve"> pois apenas pegar uma imagem no google </w:t>
+      <w:r>
+        <w:t xml:space="preserve">Não , pois apenas pegar uma imagem no google </w:t>
       </w:r>
       <w:r>
         <w:t xml:space="preserve">não significa que a imagem é pública ,então se pegarmos uma imagem </w:t>
@@ -836,21 +677,7 @@
         <w:rPr>
           <w:rFonts w:ascii="Arial" w:eastAsia="Arial" w:hAnsi="Arial" w:cs="Arial"/>
         </w:rPr>
-        <w:t xml:space="preserve">3. Parte 1 — Investigando as licenças </w:t>
-      </w:r>
-      <w:proofErr w:type="spellStart"/>
-      <w:r>
-        <w:rPr>
-          <w:rFonts w:ascii="Arial" w:eastAsia="Arial" w:hAnsi="Arial" w:cs="Arial"/>
-        </w:rPr>
-        <w:t>Creative</w:t>
-      </w:r>
-      <w:proofErr w:type="spellEnd"/>
-      <w:r>
-        <w:rPr>
-          <w:rFonts w:ascii="Arial" w:eastAsia="Arial" w:hAnsi="Arial" w:cs="Arial"/>
-        </w:rPr>
-        <w:t xml:space="preserve"> Commons</w:t>
+        <w:t>3. Parte 1 — Investigando as licenças Creative Commons</w:t>
       </w:r>
     </w:p>
     <w:p>
@@ -1000,6 +827,18 @@
                 <w:rFonts w:ascii="Arial" w:hAnsi="Arial" w:cs="Arial"/>
               </w:rPr>
             </w:pPr>
+            <w:r>
+              <w:rPr>
+                <w:rFonts w:ascii="Arial" w:hAnsi="Arial" w:cs="Arial"/>
+              </w:rPr>
+              <w:t>Atribuição</w:t>
+            </w:r>
+            <w:r>
+              <w:rPr>
+                <w:rFonts w:ascii="Arial" w:hAnsi="Arial" w:cs="Arial"/>
+              </w:rPr>
+              <w:t xml:space="preserve"> </w:t>
+            </w:r>
           </w:p>
         </w:tc>
         <w:tc>
@@ -1014,6 +853,12 @@
                 <w:rFonts w:ascii="Arial" w:hAnsi="Arial" w:cs="Arial"/>
               </w:rPr>
             </w:pPr>
+            <w:r>
+              <w:rPr>
+                <w:rFonts w:ascii="Arial" w:hAnsi="Arial" w:cs="Arial"/>
+              </w:rPr>
+              <w:t>Sim</w:t>
+            </w:r>
           </w:p>
         </w:tc>
         <w:tc>
@@ -1028,6 +873,12 @@
                 <w:rFonts w:ascii="Arial" w:hAnsi="Arial" w:cs="Arial"/>
               </w:rPr>
             </w:pPr>
+            <w:r>
+              <w:rPr>
+                <w:rFonts w:ascii="Arial" w:hAnsi="Arial" w:cs="Arial"/>
+              </w:rPr>
+              <w:t>Sim</w:t>
+            </w:r>
           </w:p>
         </w:tc>
       </w:tr>
@@ -1064,6 +915,24 @@
                 <w:rFonts w:ascii="Arial" w:hAnsi="Arial" w:cs="Arial"/>
               </w:rPr>
             </w:pPr>
+            <w:r>
+              <w:rPr>
+                <w:rFonts w:ascii="Arial" w:hAnsi="Arial" w:cs="Arial"/>
+              </w:rPr>
+              <w:t>Atribuição</w:t>
+            </w:r>
+            <w:r>
+              <w:rPr>
+                <w:rFonts w:ascii="Arial" w:hAnsi="Arial" w:cs="Arial"/>
+              </w:rPr>
+              <w:t>-</w:t>
+            </w:r>
+            <w:r>
+              <w:rPr>
+                <w:rFonts w:ascii="Arial" w:hAnsi="Arial" w:cs="Arial"/>
+              </w:rPr>
+              <w:t>CompartilhaIgual</w:t>
+            </w:r>
           </w:p>
         </w:tc>
         <w:tc>
@@ -1078,6 +947,12 @@
                 <w:rFonts w:ascii="Arial" w:hAnsi="Arial" w:cs="Arial"/>
               </w:rPr>
             </w:pPr>
+            <w:r>
+              <w:rPr>
+                <w:rFonts w:ascii="Arial" w:hAnsi="Arial" w:cs="Arial"/>
+              </w:rPr>
+              <w:t>Sim</w:t>
+            </w:r>
           </w:p>
         </w:tc>
         <w:tc>
@@ -1092,6 +967,12 @@
                 <w:rFonts w:ascii="Arial" w:hAnsi="Arial" w:cs="Arial"/>
               </w:rPr>
             </w:pPr>
+            <w:r>
+              <w:rPr>
+                <w:rFonts w:ascii="Arial" w:hAnsi="Arial" w:cs="Arial"/>
+              </w:rPr>
+              <w:t>Sim (sob a mesma licença)</w:t>
+            </w:r>
           </w:p>
         </w:tc>
       </w:tr>
@@ -1128,6 +1009,12 @@
                 <w:rFonts w:ascii="Arial" w:hAnsi="Arial" w:cs="Arial"/>
               </w:rPr>
             </w:pPr>
+            <w:r>
+              <w:rPr>
+                <w:rFonts w:ascii="Arial" w:hAnsi="Arial" w:cs="Arial"/>
+              </w:rPr>
+              <w:t>Atribuição-SemDerivações</w:t>
+            </w:r>
           </w:p>
         </w:tc>
         <w:tc>
@@ -1142,6 +1029,12 @@
                 <w:rFonts w:ascii="Arial" w:hAnsi="Arial" w:cs="Arial"/>
               </w:rPr>
             </w:pPr>
+            <w:r>
+              <w:rPr>
+                <w:rFonts w:ascii="Arial" w:hAnsi="Arial" w:cs="Arial"/>
+              </w:rPr>
+              <w:t>Sim</w:t>
+            </w:r>
           </w:p>
         </w:tc>
         <w:tc>
@@ -1156,6 +1049,12 @@
                 <w:rFonts w:ascii="Arial" w:hAnsi="Arial" w:cs="Arial"/>
               </w:rPr>
             </w:pPr>
+            <w:r>
+              <w:rPr>
+                <w:rFonts w:ascii="Arial" w:hAnsi="Arial" w:cs="Arial"/>
+              </w:rPr>
+              <w:t>Não</w:t>
+            </w:r>
           </w:p>
         </w:tc>
       </w:tr>
@@ -1192,6 +1091,12 @@
                 <w:rFonts w:ascii="Arial" w:hAnsi="Arial" w:cs="Arial"/>
               </w:rPr>
             </w:pPr>
+            <w:r>
+              <w:rPr>
+                <w:rFonts w:ascii="Arial" w:hAnsi="Arial" w:cs="Arial"/>
+              </w:rPr>
+              <w:t>Atribuição-NãoComercial</w:t>
+            </w:r>
           </w:p>
         </w:tc>
         <w:tc>
@@ -1206,6 +1111,12 @@
                 <w:rFonts w:ascii="Arial" w:hAnsi="Arial" w:cs="Arial"/>
               </w:rPr>
             </w:pPr>
+            <w:r>
+              <w:rPr>
+                <w:rFonts w:ascii="Arial" w:hAnsi="Arial" w:cs="Arial"/>
+              </w:rPr>
+              <w:t>Não</w:t>
+            </w:r>
           </w:p>
         </w:tc>
         <w:tc>
@@ -1220,6 +1131,12 @@
                 <w:rFonts w:ascii="Arial" w:hAnsi="Arial" w:cs="Arial"/>
               </w:rPr>
             </w:pPr>
+            <w:r>
+              <w:rPr>
+                <w:rFonts w:ascii="Arial" w:hAnsi="Arial" w:cs="Arial"/>
+              </w:rPr>
+              <w:t>Sim</w:t>
+            </w:r>
           </w:p>
         </w:tc>
       </w:tr>
@@ -1240,6 +1157,7 @@
               <w:rPr>
                 <w:rFonts w:ascii="Arial" w:eastAsia="Arial" w:hAnsi="Arial" w:cs="Arial"/>
               </w:rPr>
+              <w:lastRenderedPageBreak/>
               <w:t>CC BY-NC-SA</w:t>
             </w:r>
           </w:p>
@@ -1256,6 +1174,12 @@
                 <w:rFonts w:ascii="Arial" w:hAnsi="Arial" w:cs="Arial"/>
               </w:rPr>
             </w:pPr>
+            <w:r>
+              <w:rPr>
+                <w:rFonts w:ascii="Arial" w:hAnsi="Arial" w:cs="Arial"/>
+              </w:rPr>
+              <w:t>Atribuição-NãoComercial-CompartilhaIgual</w:t>
+            </w:r>
           </w:p>
         </w:tc>
         <w:tc>
@@ -1270,6 +1194,12 @@
                 <w:rFonts w:ascii="Arial" w:hAnsi="Arial" w:cs="Arial"/>
               </w:rPr>
             </w:pPr>
+            <w:r>
+              <w:rPr>
+                <w:rFonts w:ascii="Arial" w:hAnsi="Arial" w:cs="Arial"/>
+              </w:rPr>
+              <w:t>Não</w:t>
+            </w:r>
           </w:p>
         </w:tc>
         <w:tc>
@@ -1284,6 +1214,12 @@
                 <w:rFonts w:ascii="Arial" w:hAnsi="Arial" w:cs="Arial"/>
               </w:rPr>
             </w:pPr>
+            <w:r>
+              <w:rPr>
+                <w:rFonts w:ascii="Arial" w:hAnsi="Arial" w:cs="Arial"/>
+              </w:rPr>
+              <w:t>Sim (sob a mesma licença)</w:t>
+            </w:r>
           </w:p>
         </w:tc>
       </w:tr>
@@ -1320,6 +1256,12 @@
                 <w:rFonts w:ascii="Arial" w:hAnsi="Arial" w:cs="Arial"/>
               </w:rPr>
             </w:pPr>
+            <w:r>
+              <w:rPr>
+                <w:rFonts w:ascii="Arial" w:hAnsi="Arial" w:cs="Arial"/>
+              </w:rPr>
+              <w:t>Atribuição-NãoComercial-SemDerivações</w:t>
+            </w:r>
           </w:p>
         </w:tc>
         <w:tc>
@@ -1334,6 +1276,12 @@
                 <w:rFonts w:ascii="Arial" w:hAnsi="Arial" w:cs="Arial"/>
               </w:rPr>
             </w:pPr>
+            <w:r>
+              <w:rPr>
+                <w:rFonts w:ascii="Arial" w:hAnsi="Arial" w:cs="Arial"/>
+              </w:rPr>
+              <w:t>Não</w:t>
+            </w:r>
           </w:p>
         </w:tc>
         <w:tc>
@@ -1348,6 +1296,12 @@
                 <w:rFonts w:ascii="Arial" w:hAnsi="Arial" w:cs="Arial"/>
               </w:rPr>
             </w:pPr>
+            <w:r>
+              <w:rPr>
+                <w:rFonts w:ascii="Arial" w:hAnsi="Arial" w:cs="Arial"/>
+              </w:rPr>
+              <w:t>Não</w:t>
+            </w:r>
           </w:p>
         </w:tc>
       </w:tr>
@@ -1365,25 +1319,38 @@
         <w:rPr>
           <w:rFonts w:ascii="Arial" w:eastAsia="Arial" w:hAnsi="Arial" w:cs="Arial"/>
         </w:rPr>
-        <w:lastRenderedPageBreak/>
         <w:t>Pesquise também:</w:t>
       </w:r>
     </w:p>
     <w:p>
       <w:pPr>
         <w:pStyle w:val="FirstParagraph"/>
-        <w:spacing w:line="360" w:lineRule="auto"/>
-        <w:rPr>
-          <w:rFonts w:ascii="Arial" w:hAnsi="Arial" w:cs="Arial"/>
-        </w:rPr>
-      </w:pPr>
-      <w:r>
+        <w:numPr>
+          <w:ilvl w:val="0"/>
+          <w:numId w:val="28"/>
+        </w:numPr>
+        <w:spacing w:line="360" w:lineRule="auto"/>
         <w:rPr>
           <w:rFonts w:ascii="Arial" w:eastAsia="Arial" w:hAnsi="Arial" w:cs="Arial"/>
           <w:b/>
           <w:bCs/>
         </w:rPr>
-        <w:t>1. O que significa BY?</w:t>
+      </w:pPr>
+      <w:r>
+        <w:rPr>
+          <w:rFonts w:ascii="Arial" w:eastAsia="Arial" w:hAnsi="Arial" w:cs="Arial"/>
+          <w:b/>
+          <w:bCs/>
+        </w:rPr>
+        <w:t>O que significa BY?</w:t>
+      </w:r>
+    </w:p>
+    <w:p>
+      <w:pPr>
+        <w:pStyle w:val="Corpodetexto"/>
+      </w:pPr>
+      <w:r>
+        <w:t>Significa atribuição. Significa que você deve sempre dar os créditos ao criador da obra.</w:t>
       </w:r>
     </w:p>
     <w:p>
@@ -1405,18 +1372,33 @@
     <w:p>
       <w:pPr>
         <w:pStyle w:val="FirstParagraph"/>
-        <w:spacing w:line="360" w:lineRule="auto"/>
-        <w:rPr>
-          <w:rFonts w:ascii="Arial" w:hAnsi="Arial" w:cs="Arial"/>
-        </w:rPr>
-      </w:pPr>
-      <w:r>
+        <w:numPr>
+          <w:ilvl w:val="0"/>
+          <w:numId w:val="28"/>
+        </w:numPr>
+        <w:spacing w:line="360" w:lineRule="auto"/>
         <w:rPr>
           <w:rFonts w:ascii="Arial" w:eastAsia="Arial" w:hAnsi="Arial" w:cs="Arial"/>
           <w:b/>
           <w:bCs/>
         </w:rPr>
-        <w:t>2. O que significa NC?</w:t>
+      </w:pPr>
+      <w:r>
+        <w:rPr>
+          <w:rFonts w:ascii="Arial" w:eastAsia="Arial" w:hAnsi="Arial" w:cs="Arial"/>
+          <w:b/>
+          <w:bCs/>
+        </w:rPr>
+        <w:t>O que significa NC?</w:t>
+      </w:r>
+    </w:p>
+    <w:p>
+      <w:pPr>
+        <w:pStyle w:val="Corpodetexto"/>
+        <w:ind w:left="720"/>
+      </w:pPr>
+      <w:r>
+        <w:t>Significa Não comercial. Significa que você não pode usar a obra para ganhar dinheiro  ou obter vantagens comerciais.</w:t>
       </w:r>
     </w:p>
     <w:p>
@@ -1438,18 +1420,33 @@
     <w:p>
       <w:pPr>
         <w:pStyle w:val="FirstParagraph"/>
-        <w:spacing w:line="360" w:lineRule="auto"/>
-        <w:rPr>
-          <w:rFonts w:ascii="Arial" w:hAnsi="Arial" w:cs="Arial"/>
-        </w:rPr>
-      </w:pPr>
-      <w:r>
+        <w:numPr>
+          <w:ilvl w:val="0"/>
+          <w:numId w:val="28"/>
+        </w:numPr>
+        <w:spacing w:line="360" w:lineRule="auto"/>
         <w:rPr>
           <w:rFonts w:ascii="Arial" w:eastAsia="Arial" w:hAnsi="Arial" w:cs="Arial"/>
           <w:b/>
           <w:bCs/>
         </w:rPr>
-        <w:t>3. O que significa ND?</w:t>
+      </w:pPr>
+      <w:r>
+        <w:rPr>
+          <w:rFonts w:ascii="Arial" w:eastAsia="Arial" w:hAnsi="Arial" w:cs="Arial"/>
+          <w:b/>
+          <w:bCs/>
+        </w:rPr>
+        <w:t>O que significa ND?</w:t>
+      </w:r>
+    </w:p>
+    <w:p>
+      <w:pPr>
+        <w:pStyle w:val="Corpodetexto"/>
+        <w:ind w:left="720"/>
+      </w:pPr>
+      <w:r>
+        <w:t xml:space="preserve">Significa sem derivações. Significa que você pode compartilhar a obra, mas não pode muda-la, cortá-la ou transformá-la em outra coisa </w:t>
       </w:r>
     </w:p>
     <w:p>
@@ -1471,19 +1468,82 @@
     <w:p>
       <w:pPr>
         <w:pStyle w:val="FirstParagraph"/>
-        <w:spacing w:line="360" w:lineRule="auto"/>
-        <w:rPr>
-          <w:rFonts w:ascii="Arial" w:hAnsi="Arial" w:cs="Arial"/>
-        </w:rPr>
-      </w:pPr>
-      <w:r>
+        <w:numPr>
+          <w:ilvl w:val="0"/>
+          <w:numId w:val="28"/>
+        </w:numPr>
+        <w:spacing w:line="360" w:lineRule="auto"/>
         <w:rPr>
           <w:rFonts w:ascii="Arial" w:eastAsia="Arial" w:hAnsi="Arial" w:cs="Arial"/>
           <w:b/>
           <w:bCs/>
         </w:rPr>
-        <w:t>4. O que significa SA?</w:t>
-      </w:r>
+      </w:pPr>
+      <w:r>
+        <w:rPr>
+          <w:rFonts w:ascii="Arial" w:eastAsia="Arial" w:hAnsi="Arial" w:cs="Arial"/>
+          <w:b/>
+          <w:bCs/>
+        </w:rPr>
+        <w:t>O que significa SA?</w:t>
+      </w:r>
+    </w:p>
+    <w:p>
+      <w:pPr>
+        <w:spacing w:after="0"/>
+        <w:ind w:left="720"/>
+        <w:rPr>
+          <w:rFonts w:ascii="Arial" w:eastAsia="Times New Roman" w:hAnsi="Arial" w:cs="Arial"/>
+        </w:rPr>
+      </w:pPr>
+      <w:r>
+        <w:rPr>
+          <w:rFonts w:ascii="Arial" w:eastAsia="Times New Roman" w:hAnsi="Arial" w:cs="Arial"/>
+        </w:rPr>
+        <w:t>S</w:t>
+      </w:r>
+      <w:r>
+        <w:rPr>
+          <w:rFonts w:ascii="Arial" w:eastAsia="Times New Roman" w:hAnsi="Arial" w:cs="Arial"/>
+        </w:rPr>
+        <w:t>ignifica</w:t>
+      </w:r>
+      <w:r>
+        <w:rPr>
+          <w:rFonts w:ascii="Arial" w:eastAsia="Times New Roman" w:hAnsi="Arial" w:cs="Arial"/>
+        </w:rPr>
+        <w:t xml:space="preserve"> compartilhar igual</w:t>
+      </w:r>
+      <w:r>
+        <w:rPr>
+          <w:rFonts w:ascii="Arial" w:eastAsia="Times New Roman" w:hAnsi="Arial" w:cs="Arial"/>
+        </w:rPr>
+        <w:t>. Significa que se você alterar a obra, deve obrigatoriamente distribuir a sua nova versão usando a mesma licença do original.</w:t>
+      </w:r>
+    </w:p>
+    <w:p>
+      <w:pPr>
+        <w:spacing w:before="480" w:after="480"/>
+        <w:rPr>
+          <w:rFonts w:ascii="Arial" w:eastAsia="Times New Roman" w:hAnsi="Arial" w:cs="Arial"/>
+          <w:sz w:val="21"/>
+          <w:szCs w:val="21"/>
+        </w:rPr>
+      </w:pPr>
+      <w:r>
+        <w:rPr>
+          <w:rFonts w:ascii="Times New Roman" w:eastAsia="Times New Roman" w:hAnsi="Times New Roman" w:cs="Times New Roman"/>
+        </w:rPr>
+        <w:pict w14:anchorId="2E0CFA68">
+          <v:rect id="_x0000_i1084" style="width:0;height:1.5pt" o:hralign="center" o:hrstd="t" o:hr="t" fillcolor="#a0a0a0" stroked="f"/>
+        </w:pict>
+      </w:r>
+    </w:p>
+    <w:p>
+      <w:pPr>
+        <w:pStyle w:val="Corpodetexto"/>
+        <w:ind w:left="720"/>
+      </w:pPr>
     </w:p>
     <w:p>
       <w:pPr>
@@ -1532,6 +1592,7 @@
         <w:rPr>
           <w:rFonts w:ascii="Arial" w:eastAsia="Arial" w:hAnsi="Arial" w:cs="Arial"/>
         </w:rPr>
+        <w:lastRenderedPageBreak/>
         <w:t>4. Desafio — Decifre a licença</w:t>
       </w:r>
     </w:p>
@@ -1562,13 +1623,7 @@
         <w:rPr>
           <w:rFonts w:ascii="Arial" w:eastAsia="Arial" w:hAnsi="Arial" w:cs="Arial"/>
         </w:rPr>
-        <w:t>🟢</w:t>
-      </w:r>
-      <w:r>
-        <w:rPr>
-          <w:rFonts w:ascii="Arial" w:eastAsia="Arial" w:hAnsi="Arial" w:cs="Arial"/>
-        </w:rPr>
-        <w:t xml:space="preserve"> </w:t>
+        <w:t xml:space="preserve">🟢 </w:t>
       </w:r>
       <w:r>
         <w:rPr>
@@ -1583,18 +1638,7 @@
           <w:rFonts w:ascii="Arial" w:eastAsia="Arial" w:hAnsi="Arial" w:cs="Arial"/>
         </w:rPr>
         <w:br/>
-      </w:r>
-      <w:r>
-        <w:rPr>
-          <w:rFonts w:ascii="Arial" w:eastAsia="Arial" w:hAnsi="Arial" w:cs="Arial"/>
-        </w:rPr>
-        <w:t>🔴</w:t>
-      </w:r>
-      <w:r>
-        <w:rPr>
-          <w:rFonts w:ascii="Arial" w:eastAsia="Arial" w:hAnsi="Arial" w:cs="Arial"/>
-        </w:rPr>
-        <w:t xml:space="preserve"> </w:t>
+        <w:t xml:space="preserve">🔴 </w:t>
       </w:r>
       <w:r>
         <w:rPr>
@@ -1609,18 +1653,7 @@
           <w:rFonts w:ascii="Arial" w:eastAsia="Arial" w:hAnsi="Arial" w:cs="Arial"/>
         </w:rPr>
         <w:br/>
-      </w:r>
-      <w:r>
-        <w:rPr>
-          <w:rFonts w:ascii="Arial" w:eastAsia="Arial" w:hAnsi="Arial" w:cs="Arial"/>
-        </w:rPr>
-        <w:t>🟡</w:t>
-      </w:r>
-      <w:r>
-        <w:rPr>
-          <w:rFonts w:ascii="Arial" w:eastAsia="Arial" w:hAnsi="Arial" w:cs="Arial"/>
-        </w:rPr>
-        <w:t xml:space="preserve"> </w:t>
+        <w:t xml:space="preserve">🟡 </w:t>
       </w:r>
       <w:r>
         <w:rPr>
@@ -1673,7 +1706,19 @@
         <w:rPr>
           <w:rFonts w:ascii="Arial" w:eastAsia="Arial" w:hAnsi="Arial" w:cs="Arial"/>
         </w:rPr>
-        <w:t>. O aluno deseja utilizá-la em um site comercial e pretende informar o nome do autor.</w:t>
+        <w:t xml:space="preserve">. O aluno deseja utilizá-la em um site comercial e pretende </w:t>
+      </w:r>
+      <w:r>
+        <w:rPr>
+          <w:rFonts w:ascii="Arial" w:eastAsia="Arial" w:hAnsi="Arial" w:cs="Arial"/>
+        </w:rPr>
+        <w:t>informar</w:t>
+      </w:r>
+      <w:r>
+        <w:rPr>
+          <w:rFonts w:ascii="Arial" w:eastAsia="Arial" w:hAnsi="Arial" w:cs="Arial"/>
+        </w:rPr>
+        <w:t xml:space="preserve"> o nome do autor.</w:t>
       </w:r>
     </w:p>
     <w:p>
@@ -1688,7 +1733,19 @@
         <w:rPr>
           <w:rFonts w:ascii="Arial" w:eastAsia="Arial" w:hAnsi="Arial" w:cs="Arial"/>
         </w:rPr>
-        <w:t>Resposta: __________________</w:t>
+        <w:t>Resposta: ___</w:t>
+      </w:r>
+      <w:r>
+        <w:rPr>
+          <w:rFonts w:ascii="Arial" w:eastAsia="Arial" w:hAnsi="Arial" w:cs="Arial"/>
+        </w:rPr>
+        <w:t>Pode</w:t>
+      </w:r>
+      <w:r>
+        <w:rPr>
+          <w:rFonts w:ascii="Arial" w:eastAsia="Arial" w:hAnsi="Arial" w:cs="Arial"/>
+        </w:rPr>
+        <w:t>_______________</w:t>
       </w:r>
     </w:p>
     <w:p>
@@ -1696,7 +1753,7 @@
         <w:pStyle w:val="Corpodetexto"/>
         <w:spacing w:line="360" w:lineRule="auto"/>
         <w:rPr>
-          <w:rFonts w:ascii="Arial" w:hAnsi="Arial" w:cs="Arial"/>
+          <w:rFonts w:ascii="Arial" w:eastAsia="Arial" w:hAnsi="Arial" w:cs="Arial"/>
         </w:rPr>
       </w:pPr>
       <w:r>
@@ -1704,6 +1761,21 @@
           <w:rFonts w:ascii="Arial" w:eastAsia="Arial" w:hAnsi="Arial" w:cs="Arial"/>
         </w:rPr>
         <w:t>Justificativa:</w:t>
+      </w:r>
+    </w:p>
+    <w:p>
+      <w:pPr>
+        <w:pStyle w:val="Corpodetexto"/>
+        <w:spacing w:line="360" w:lineRule="auto"/>
+        <w:rPr>
+          <w:rFonts w:ascii="Arial" w:hAnsi="Arial" w:cs="Arial"/>
+        </w:rPr>
+      </w:pPr>
+      <w:r>
+        <w:rPr>
+          <w:rFonts w:ascii="Arial" w:hAnsi="Arial" w:cs="Arial"/>
+        </w:rPr>
+        <w:t>A licença CC BY exige apenas que você dê os créditos ao autor. Ela permite o uso para fins comerciais e também aceita modificações.</w:t>
       </w:r>
     </w:p>
     <w:p>
@@ -1752,7 +1824,6 @@
         <w:rPr>
           <w:rFonts w:ascii="Arial" w:eastAsia="Arial" w:hAnsi="Arial" w:cs="Arial"/>
         </w:rPr>
-        <w:lastRenderedPageBreak/>
         <w:t>Situação 2</w:t>
       </w:r>
     </w:p>
@@ -1797,7 +1868,19 @@
         <w:rPr>
           <w:rFonts w:ascii="Arial" w:eastAsia="Arial" w:hAnsi="Arial" w:cs="Arial"/>
         </w:rPr>
-        <w:t>Resposta: __________________</w:t>
+        <w:t>Resposta: _____</w:t>
+      </w:r>
+      <w:r>
+        <w:rPr>
+          <w:rFonts w:ascii="Arial" w:eastAsia="Arial" w:hAnsi="Arial" w:cs="Arial"/>
+        </w:rPr>
+        <w:t>Não pode</w:t>
+      </w:r>
+      <w:r>
+        <w:rPr>
+          <w:rFonts w:ascii="Arial" w:eastAsia="Arial" w:hAnsi="Arial" w:cs="Arial"/>
+        </w:rPr>
+        <w:t>_____________</w:t>
       </w:r>
     </w:p>
     <w:p>
@@ -1805,7 +1888,7 @@
         <w:pStyle w:val="Corpodetexto"/>
         <w:spacing w:line="360" w:lineRule="auto"/>
         <w:rPr>
-          <w:rFonts w:ascii="Arial" w:hAnsi="Arial" w:cs="Arial"/>
+          <w:rFonts w:ascii="Arial" w:eastAsia="Arial" w:hAnsi="Arial" w:cs="Arial"/>
         </w:rPr>
       </w:pPr>
       <w:r>
@@ -1814,6 +1897,30 @@
         </w:rPr>
         <w:t>Justificativa:</w:t>
       </w:r>
+    </w:p>
+    <w:p>
+      <w:pPr>
+        <w:pStyle w:val="Corpodetexto"/>
+        <w:spacing w:line="360" w:lineRule="auto"/>
+        <w:rPr>
+          <w:rFonts w:ascii="Arial" w:hAnsi="Arial" w:cs="Arial"/>
+        </w:rPr>
+      </w:pPr>
+      <w:r>
+        <w:rPr>
+          <w:rFonts w:ascii="Arial" w:hAnsi="Arial" w:cs="Arial"/>
+        </w:rPr>
+        <w:t>A sigla NC significa "Não Comercial". Um anúncio de uma empresa tem o objetivo de gerar lucro, o que é proibido por essa licença.</w:t>
+      </w:r>
+    </w:p>
+    <w:p>
+      <w:pPr>
+        <w:pStyle w:val="Corpodetexto"/>
+        <w:spacing w:line="360" w:lineRule="auto"/>
+        <w:rPr>
+          <w:rFonts w:ascii="Arial" w:hAnsi="Arial" w:cs="Arial"/>
+        </w:rPr>
+      </w:pPr>
     </w:p>
     <w:p>
       <w:pPr>
@@ -1861,6 +1968,7 @@
         <w:rPr>
           <w:rFonts w:ascii="Arial" w:eastAsia="Arial" w:hAnsi="Arial" w:cs="Arial"/>
         </w:rPr>
+        <w:lastRenderedPageBreak/>
         <w:t>Situação 3</w:t>
       </w:r>
     </w:p>
@@ -1905,7 +2013,37 @@
         <w:rPr>
           <w:rFonts w:ascii="Arial" w:eastAsia="Arial" w:hAnsi="Arial" w:cs="Arial"/>
         </w:rPr>
-        <w:t>Resposta: __________________</w:t>
+        <w:t>Resposta: ___</w:t>
+      </w:r>
+      <w:r>
+        <w:rPr>
+          <w:rFonts w:ascii="Arial" w:eastAsia="Arial" w:hAnsi="Arial" w:cs="Arial"/>
+        </w:rPr>
+        <w:t>N</w:t>
+      </w:r>
+      <w:r>
+        <w:rPr>
+          <w:rFonts w:ascii="Arial" w:eastAsia="Arial" w:hAnsi="Arial" w:cs="Arial"/>
+        </w:rPr>
+        <w:t xml:space="preserve">ão </w:t>
+      </w:r>
+      <w:r>
+        <w:rPr>
+          <w:rFonts w:ascii="Arial" w:eastAsia="Arial" w:hAnsi="Arial" w:cs="Arial"/>
+        </w:rPr>
+        <w:t>P</w:t>
+      </w:r>
+      <w:r>
+        <w:rPr>
+          <w:rFonts w:ascii="Arial" w:eastAsia="Arial" w:hAnsi="Arial" w:cs="Arial"/>
+        </w:rPr>
+        <w:t>ode</w:t>
+      </w:r>
+      <w:r>
+        <w:rPr>
+          <w:rFonts w:ascii="Arial" w:eastAsia="Arial" w:hAnsi="Arial" w:cs="Arial"/>
+        </w:rPr>
+        <w:t>_______________</w:t>
       </w:r>
     </w:p>
     <w:p>
@@ -1913,7 +2051,7 @@
         <w:pStyle w:val="Corpodetexto"/>
         <w:spacing w:line="360" w:lineRule="auto"/>
         <w:rPr>
-          <w:rFonts w:ascii="Arial" w:hAnsi="Arial" w:cs="Arial"/>
+          <w:rFonts w:ascii="Arial" w:eastAsia="Arial" w:hAnsi="Arial" w:cs="Arial"/>
         </w:rPr>
       </w:pPr>
       <w:r>
@@ -1921,6 +2059,21 @@
           <w:rFonts w:ascii="Arial" w:eastAsia="Arial" w:hAnsi="Arial" w:cs="Arial"/>
         </w:rPr>
         <w:t>Justificativa:</w:t>
+      </w:r>
+    </w:p>
+    <w:p>
+      <w:pPr>
+        <w:pStyle w:val="Corpodetexto"/>
+        <w:spacing w:line="360" w:lineRule="auto"/>
+        <w:rPr>
+          <w:rFonts w:ascii="Arial" w:hAnsi="Arial" w:cs="Arial"/>
+        </w:rPr>
+      </w:pPr>
+      <w:r>
+        <w:rPr>
+          <w:rFonts w:ascii="Arial" w:hAnsi="Arial" w:cs="Arial"/>
+        </w:rPr>
+        <w:t>A sigla ND significa "Sem Derivações". Isso proíbe qualquer tipo de alteração na obra original, incluindo mudar as cores ou cortar a imagem.</w:t>
       </w:r>
     </w:p>
     <w:p>
@@ -1998,13 +2151,7 @@
         <w:rPr>
           <w:rFonts w:ascii="Arial" w:eastAsia="Arial" w:hAnsi="Arial" w:cs="Arial"/>
         </w:rPr>
-        <w:t>. O aluno deseja modificá-la e publica</w:t>
-      </w:r>
-      <w:r>
-        <w:rPr>
-          <w:rFonts w:ascii="Arial" w:eastAsia="Arial" w:hAnsi="Arial" w:cs="Arial"/>
-        </w:rPr>
-        <w:t>r a nova versão.</w:t>
+        <w:t>. O aluno deseja modificá-la e publicar a nova versão.</w:t>
       </w:r>
     </w:p>
     <w:p>
@@ -2019,7 +2166,25 @@
         <w:rPr>
           <w:rFonts w:ascii="Arial" w:eastAsia="Arial" w:hAnsi="Arial" w:cs="Arial"/>
         </w:rPr>
-        <w:t>Resposta: __________________</w:t>
+        <w:t>Resposta: ____</w:t>
+      </w:r>
+      <w:r>
+        <w:rPr>
+          <w:rFonts w:ascii="Arial" w:eastAsia="Arial" w:hAnsi="Arial" w:cs="Arial"/>
+        </w:rPr>
+        <w:t>D</w:t>
+      </w:r>
+      <w:r>
+        <w:rPr>
+          <w:rFonts w:ascii="Arial" w:eastAsia="Arial" w:hAnsi="Arial" w:cs="Arial"/>
+        </w:rPr>
+        <w:t>epende</w:t>
+      </w:r>
+      <w:r>
+        <w:rPr>
+          <w:rFonts w:ascii="Arial" w:eastAsia="Arial" w:hAnsi="Arial" w:cs="Arial"/>
+        </w:rPr>
+        <w:t>______________</w:t>
       </w:r>
     </w:p>
     <w:p>
@@ -2027,7 +2192,7 @@
         <w:pStyle w:val="Corpodetexto"/>
         <w:spacing w:line="360" w:lineRule="auto"/>
         <w:rPr>
-          <w:rFonts w:ascii="Arial" w:hAnsi="Arial" w:cs="Arial"/>
+          <w:rFonts w:ascii="Arial" w:eastAsia="Arial" w:hAnsi="Arial" w:cs="Arial"/>
         </w:rPr>
       </w:pPr>
       <w:r>
@@ -2035,6 +2200,45 @@
           <w:rFonts w:ascii="Arial" w:eastAsia="Arial" w:hAnsi="Arial" w:cs="Arial"/>
         </w:rPr>
         <w:t>Justificativa:</w:t>
+      </w:r>
+    </w:p>
+    <w:p>
+      <w:pPr>
+        <w:pStyle w:val="Corpodetexto"/>
+        <w:spacing w:line="360" w:lineRule="auto"/>
+        <w:rPr>
+          <w:rFonts w:ascii="Arial" w:hAnsi="Arial" w:cs="Arial"/>
+        </w:rPr>
+      </w:pPr>
+      <w:r>
+        <w:rPr>
+          <w:rFonts w:ascii="Arial" w:hAnsi="Arial" w:cs="Arial"/>
+        </w:rPr>
+        <w:t xml:space="preserve">O aluno </w:t>
+      </w:r>
+      <w:r>
+        <w:rPr>
+          <w:rFonts w:ascii="Arial" w:hAnsi="Arial" w:cs="Arial"/>
+        </w:rPr>
+        <w:t>pode</w:t>
+      </w:r>
+      <w:r>
+        <w:rPr>
+          <w:rFonts w:ascii="Arial" w:hAnsi="Arial" w:cs="Arial"/>
+        </w:rPr>
+        <w:t xml:space="preserve"> modificar e publicar a nova versão, </w:t>
+      </w:r>
+      <w:r>
+        <w:rPr>
+          <w:rFonts w:ascii="Arial" w:hAnsi="Arial" w:cs="Arial"/>
+        </w:rPr>
+        <w:t>desde que</w:t>
+      </w:r>
+      <w:r>
+        <w:rPr>
+          <w:rFonts w:ascii="Arial" w:hAnsi="Arial" w:cs="Arial"/>
+        </w:rPr>
+        <w:t xml:space="preserve"> aplique exatamente a mesma licença (CC BY-SA) na obra nova. A sigla SA exige esse compartilhamento igual.</w:t>
       </w:r>
     </w:p>
     <w:p>
@@ -2113,7 +2317,37 @@
         <w:rPr>
           <w:rFonts w:ascii="Arial" w:eastAsia="Arial" w:hAnsi="Arial" w:cs="Arial"/>
         </w:rPr>
-        <w:t>Resposta: __________________</w:t>
+        <w:t>Resposta: ____</w:t>
+      </w:r>
+      <w:r>
+        <w:rPr>
+          <w:rFonts w:ascii="Arial" w:eastAsia="Arial" w:hAnsi="Arial" w:cs="Arial"/>
+        </w:rPr>
+        <w:t>não pode</w:t>
+      </w:r>
+      <w:r>
+        <w:rPr>
+          <w:rFonts w:ascii="Arial" w:eastAsia="Arial" w:hAnsi="Arial" w:cs="Arial"/>
+        </w:rPr>
+        <w:t xml:space="preserve"> (ou  </w:t>
+      </w:r>
+      <w:r>
+        <w:rPr>
+          <w:rFonts w:ascii="Arial" w:eastAsia="Arial" w:hAnsi="Arial" w:cs="Arial"/>
+        </w:rPr>
+        <w:t>depende</w:t>
+      </w:r>
+      <w:r>
+        <w:rPr>
+          <w:rFonts w:ascii="Arial" w:eastAsia="Arial" w:hAnsi="Arial" w:cs="Arial"/>
+        </w:rPr>
+        <w:t>, caso ele consiga autorização direta)</w:t>
+      </w:r>
+      <w:r>
+        <w:rPr>
+          <w:rFonts w:ascii="Arial" w:eastAsia="Arial" w:hAnsi="Arial" w:cs="Arial"/>
+        </w:rPr>
+        <w:t>______________</w:t>
       </w:r>
     </w:p>
     <w:p>
@@ -2121,15 +2355,58 @@
         <w:pStyle w:val="Corpodetexto"/>
         <w:spacing w:line="360" w:lineRule="auto"/>
         <w:rPr>
-          <w:rFonts w:ascii="Arial" w:hAnsi="Arial" w:cs="Arial"/>
-        </w:rPr>
-      </w:pPr>
-      <w:r>
-        <w:rPr>
-          <w:rFonts w:ascii="Arial" w:eastAsia="Arial" w:hAnsi="Arial" w:cs="Arial"/>
+          <w:rFonts w:ascii="Arial" w:eastAsia="Arial" w:hAnsi="Arial" w:cs="Arial"/>
+        </w:rPr>
+      </w:pPr>
+      <w:r>
+        <w:rPr>
+          <w:rFonts w:ascii="Arial" w:eastAsia="Arial" w:hAnsi="Arial" w:cs="Arial"/>
+        </w:rPr>
+        <w:t>Justificativa:</w:t>
+      </w:r>
+    </w:p>
+    <w:p>
+      <w:pPr>
+        <w:pStyle w:val="Corpodetexto"/>
+        <w:spacing w:line="360" w:lineRule="auto"/>
+        <w:rPr>
+          <w:rFonts w:ascii="Arial" w:hAnsi="Arial" w:cs="Arial"/>
+        </w:rPr>
+      </w:pPr>
+      <w:r>
+        <w:rPr>
+          <w:rFonts w:ascii="Arial" w:hAnsi="Arial" w:cs="Arial"/>
         </w:rPr>
         <w:lastRenderedPageBreak/>
-        <w:t>Justificativa:</w:t>
+        <w:t xml:space="preserve">Na internet, se uma imagem não diz qual é a licença, vale a regra padrão do Direito Autoral: </w:t>
+      </w:r>
+      <w:r>
+        <w:rPr>
+          <w:rFonts w:ascii="Arial" w:hAnsi="Arial" w:cs="Arial"/>
+          <w:b/>
+          <w:bCs/>
+        </w:rPr>
+        <w:t>"</w:t>
+      </w:r>
+      <w:r>
+        <w:rPr>
+          <w:rFonts w:ascii="Arial" w:hAnsi="Arial" w:cs="Arial"/>
+        </w:rPr>
+        <w:t>todos os direitos reservados</w:t>
+      </w:r>
+      <w:r>
+        <w:rPr>
+          <w:rFonts w:ascii="Arial" w:hAnsi="Arial" w:cs="Arial"/>
+          <w:b/>
+          <w:bCs/>
+        </w:rPr>
+        <w:t>"</w:t>
+      </w:r>
+      <w:r>
+        <w:rPr>
+          <w:rFonts w:ascii="Arial" w:hAnsi="Arial" w:cs="Arial"/>
+        </w:rPr>
+        <w:t>. O aluno não pode usar sem pedir permissão direta ao dono.</w:t>
       </w:r>
     </w:p>
     <w:p>
@@ -2179,13 +2456,7 @@
         <w:rPr>
           <w:rFonts w:ascii="Arial" w:eastAsia="Arial" w:hAnsi="Arial" w:cs="Arial"/>
         </w:rPr>
-        <w:t>5. Parte 2 — Laboratório de pesqui</w:t>
-      </w:r>
-      <w:r>
-        <w:rPr>
-          <w:rFonts w:ascii="Arial" w:eastAsia="Arial" w:hAnsi="Arial" w:cs="Arial"/>
-        </w:rPr>
-        <w:t>sa</w:t>
+        <w:t>5. Parte 2 — Laboratório de pesquisa</w:t>
       </w:r>
     </w:p>
     <w:p>
@@ -2770,21 +3041,7 @@
         <w:rPr>
           <w:rFonts w:ascii="Arial" w:eastAsia="Arial" w:hAnsi="Arial" w:cs="Arial"/>
         </w:rPr>
-        <w:t xml:space="preserve">Repita a análise para os demais </w:t>
-      </w:r>
-      <w:proofErr w:type="spellStart"/>
-      <w:r>
-        <w:rPr>
-          <w:rFonts w:ascii="Arial" w:eastAsia="Arial" w:hAnsi="Arial" w:cs="Arial"/>
-        </w:rPr>
-        <w:t>conteúdos</w:t>
-      </w:r>
-      <w:proofErr w:type="spellEnd"/>
-      <w:r>
-        <w:rPr>
-          <w:rFonts w:ascii="Arial" w:eastAsia="Arial" w:hAnsi="Arial" w:cs="Arial"/>
-        </w:rPr>
-        <w:t>.</w:t>
+        <w:t>Repita a análise para os demais conteúdos.</w:t>
       </w:r>
     </w:p>
     <w:p>
@@ -2826,16 +3083,8 @@
         <w:rPr>
           <w:rFonts w:ascii="Arial" w:eastAsia="Arial" w:hAnsi="Arial" w:cs="Arial"/>
         </w:rPr>
-        <w:t xml:space="preserve">Parte 3 — Royalty </w:t>
-      </w:r>
-      <w:proofErr w:type="spellStart"/>
-      <w:r>
-        <w:rPr>
-          <w:rFonts w:ascii="Arial" w:eastAsia="Arial" w:hAnsi="Arial" w:cs="Arial"/>
-        </w:rPr>
-        <w:t>Free</w:t>
-      </w:r>
-      <w:proofErr w:type="spellEnd"/>
+        <w:t>Parte 3 — Royalty Free</w:t>
+      </w:r>
     </w:p>
     <w:p>
       <w:pPr>
@@ -2857,18 +3106,8 @@
           <w:b/>
           <w:bCs/>
         </w:rPr>
-        <w:t xml:space="preserve">Royalty </w:t>
-      </w:r>
-      <w:proofErr w:type="spellStart"/>
-      <w:r>
-        <w:rPr>
-          <w:rFonts w:ascii="Arial" w:eastAsia="Arial" w:hAnsi="Arial" w:cs="Arial"/>
-          <w:b/>
-          <w:bCs/>
-        </w:rPr>
-        <w:t>Free</w:t>
-      </w:r>
-      <w:proofErr w:type="spellEnd"/>
+        <w:t>Royalty Free</w:t>
+      </w:r>
       <w:r>
         <w:rPr>
           <w:rFonts w:ascii="Arial" w:eastAsia="Arial" w:hAnsi="Arial" w:cs="Arial"/>
@@ -2904,21 +3143,7 @@
         <w:rPr>
           <w:rFonts w:ascii="Arial" w:eastAsia="Arial" w:hAnsi="Arial" w:cs="Arial"/>
         </w:rPr>
-        <w:t xml:space="preserve">1. Royalty </w:t>
-      </w:r>
-      <w:proofErr w:type="spellStart"/>
-      <w:r>
-        <w:rPr>
-          <w:rFonts w:ascii="Arial" w:eastAsia="Arial" w:hAnsi="Arial" w:cs="Arial"/>
-        </w:rPr>
-        <w:t>Free</w:t>
-      </w:r>
-      <w:proofErr w:type="spellEnd"/>
-      <w:r>
-        <w:rPr>
-          <w:rFonts w:ascii="Arial" w:eastAsia="Arial" w:hAnsi="Arial" w:cs="Arial"/>
-        </w:rPr>
-        <w:t xml:space="preserve"> significa que o conteúdo é sempre gratuito?</w:t>
+        <w:t>1. Royalty Free significa que o conteúdo é sempre gratuito?</w:t>
       </w:r>
     </w:p>
     <w:p>
@@ -2967,21 +3192,7 @@
         <w:rPr>
           <w:rFonts w:ascii="Arial" w:eastAsia="Arial" w:hAnsi="Arial" w:cs="Arial"/>
         </w:rPr>
-        <w:t xml:space="preserve">2. Depois de adquirir uma licença Royalty </w:t>
-      </w:r>
-      <w:proofErr w:type="spellStart"/>
-      <w:r>
-        <w:rPr>
-          <w:rFonts w:ascii="Arial" w:eastAsia="Arial" w:hAnsi="Arial" w:cs="Arial"/>
-        </w:rPr>
-        <w:t>Free</w:t>
-      </w:r>
-      <w:proofErr w:type="spellEnd"/>
-      <w:r>
-        <w:rPr>
-          <w:rFonts w:ascii="Arial" w:eastAsia="Arial" w:hAnsi="Arial" w:cs="Arial"/>
-        </w:rPr>
-        <w:t>, posso fazer qualquer uso do conteúdo?</w:t>
+        <w:t>2. Depois de adquirir uma licença Royalty Free, posso fazer qualquer uso do conteúdo?</w:t>
       </w:r>
     </w:p>
     <w:p>
@@ -3094,13 +3305,7 @@
         <w:rPr>
           <w:rFonts w:ascii="Arial" w:eastAsia="Arial" w:hAnsi="Arial" w:cs="Arial"/>
         </w:rPr>
-        <w:t>Sua equipe encontrou uma músic</w:t>
-      </w:r>
-      <w:r>
-        <w:rPr>
-          <w:rFonts w:ascii="Arial" w:eastAsia="Arial" w:hAnsi="Arial" w:cs="Arial"/>
-        </w:rPr>
-        <w:t>a chamada:</w:t>
+        <w:t>Sua equipe encontrou uma música chamada:</w:t>
       </w:r>
     </w:p>
     <w:p>
@@ -3117,36 +3322,8 @@
           <w:b/>
           <w:bCs/>
         </w:rPr>
-        <w:t xml:space="preserve">“Corporate </w:t>
-      </w:r>
-      <w:proofErr w:type="spellStart"/>
-      <w:r>
-        <w:rPr>
-          <w:rFonts w:ascii="Arial" w:eastAsia="Arial" w:hAnsi="Arial" w:cs="Arial"/>
-          <w:b/>
-          <w:bCs/>
-        </w:rPr>
-        <w:t>Motivation</w:t>
-      </w:r>
-      <w:proofErr w:type="spellEnd"/>
-      <w:r>
-        <w:rPr>
-          <w:rFonts w:ascii="Arial" w:eastAsia="Arial" w:hAnsi="Arial" w:cs="Arial"/>
-          <w:b/>
-          <w:bCs/>
-        </w:rPr>
-        <w:t xml:space="preserve">” — Royalty </w:t>
-      </w:r>
-      <w:proofErr w:type="spellStart"/>
-      <w:r>
-        <w:rPr>
-          <w:rFonts w:ascii="Arial" w:eastAsia="Arial" w:hAnsi="Arial" w:cs="Arial"/>
-          <w:b/>
-          <w:bCs/>
-        </w:rPr>
-        <w:t>Free</w:t>
-      </w:r>
-      <w:proofErr w:type="spellEnd"/>
+        <w:t>“Corporate Motivation” — Royalty Free</w:t>
+      </w:r>
     </w:p>
     <w:p>
       <w:pPr>
@@ -3188,69 +3365,25 @@
           <w:rFonts w:ascii="Arial" w:hAnsi="Arial" w:cs="Arial"/>
         </w:rPr>
       </w:pPr>
-      <w:proofErr w:type="gramStart"/>
-      <w:r>
-        <w:rPr>
-          <w:rFonts w:ascii="Arial" w:eastAsia="Arial" w:hAnsi="Arial" w:cs="Arial"/>
-        </w:rPr>
-        <w:t xml:space="preserve">( </w:t>
-      </w:r>
-      <w:r>
-        <w:rPr>
-          <w:rFonts w:ascii="Arial" w:eastAsia="Arial" w:hAnsi="Arial" w:cs="Arial"/>
-        </w:rPr>
-        <w:t xml:space="preserve"> </w:t>
-      </w:r>
-      <w:r>
-        <w:rPr>
-          <w:rFonts w:ascii="Arial" w:eastAsia="Arial" w:hAnsi="Arial" w:cs="Arial"/>
-        </w:rPr>
-        <w:t>)</w:t>
-      </w:r>
-      <w:proofErr w:type="gramEnd"/>
-      <w:r>
-        <w:rPr>
-          <w:rFonts w:ascii="Arial" w:eastAsia="Arial" w:hAnsi="Arial" w:cs="Arial"/>
-        </w:rPr>
-        <w:t xml:space="preserve"> Sim, automaticamente</w:t>
+      <w:r>
+        <w:rPr>
+          <w:rFonts w:ascii="Arial" w:eastAsia="Arial" w:hAnsi="Arial" w:cs="Arial"/>
+        </w:rPr>
+        <w:t>(  ) Sim, automaticamente</w:t>
       </w:r>
       <w:r>
         <w:rPr>
           <w:rFonts w:ascii="Arial" w:eastAsia="Arial" w:hAnsi="Arial" w:cs="Arial"/>
         </w:rPr>
         <w:br/>
-        <w:t xml:space="preserve">( </w:t>
-      </w:r>
-      <w:r>
-        <w:rPr>
-          <w:rFonts w:ascii="Arial" w:eastAsia="Arial" w:hAnsi="Arial" w:cs="Arial"/>
-        </w:rPr>
-        <w:t xml:space="preserve"> </w:t>
-      </w:r>
-      <w:r>
-        <w:rPr>
-          <w:rFonts w:ascii="Arial" w:eastAsia="Arial" w:hAnsi="Arial" w:cs="Arial"/>
-        </w:rPr>
-        <w:t>) Não, nunca</w:t>
+        <w:t>(  ) Não, nunca</w:t>
       </w:r>
       <w:r>
         <w:rPr>
           <w:rFonts w:ascii="Arial" w:eastAsia="Arial" w:hAnsi="Arial" w:cs="Arial"/>
         </w:rPr>
         <w:br/>
-        <w:t xml:space="preserve">( </w:t>
-      </w:r>
-      <w:r>
-        <w:rPr>
-          <w:rFonts w:ascii="Arial" w:eastAsia="Arial" w:hAnsi="Arial" w:cs="Arial"/>
-        </w:rPr>
-        <w:t xml:space="preserve"> </w:t>
-      </w:r>
-      <w:r>
-        <w:rPr>
-          <w:rFonts w:ascii="Arial" w:eastAsia="Arial" w:hAnsi="Arial" w:cs="Arial"/>
-        </w:rPr>
-        <w:t>) Depende dos termos da licença</w:t>
+        <w:t>(  ) Depende dos termos da licença</w:t>
       </w:r>
     </w:p>
     <w:p>
@@ -3334,36 +3467,8 @@
           <w:rFonts w:ascii="Arial" w:eastAsia="Arial" w:hAnsi="Arial" w:cs="Arial"/>
         </w:rPr>
         <w:lastRenderedPageBreak/>
-        <w:t>7</w:t>
-      </w:r>
-      <w:r>
-        <w:rPr>
-          <w:rFonts w:ascii="Arial" w:eastAsia="Arial" w:hAnsi="Arial" w:cs="Arial"/>
-        </w:rPr>
-        <w:t xml:space="preserve">. Parte 4 — </w:t>
-      </w:r>
-      <w:proofErr w:type="spellStart"/>
-      <w:r>
-        <w:rPr>
-          <w:rFonts w:ascii="Arial" w:eastAsia="Arial" w:hAnsi="Arial" w:cs="Arial"/>
-        </w:rPr>
-        <w:t>Rights</w:t>
-      </w:r>
-      <w:proofErr w:type="spellEnd"/>
-      <w:r>
-        <w:rPr>
-          <w:rFonts w:ascii="Arial" w:eastAsia="Arial" w:hAnsi="Arial" w:cs="Arial"/>
-        </w:rPr>
-        <w:t xml:space="preserve"> </w:t>
-      </w:r>
-      <w:proofErr w:type="spellStart"/>
-      <w:r>
-        <w:rPr>
-          <w:rFonts w:ascii="Arial" w:eastAsia="Arial" w:hAnsi="Arial" w:cs="Arial"/>
-        </w:rPr>
-        <w:t>Managed</w:t>
-      </w:r>
-      <w:proofErr w:type="spellEnd"/>
+        <w:t>7. Parte 4 — Rights Managed</w:t>
+      </w:r>
     </w:p>
     <w:p>
       <w:pPr>
@@ -3379,34 +3484,14 @@
         </w:rPr>
         <w:t xml:space="preserve">Pesquise o conceito de </w:t>
       </w:r>
-      <w:proofErr w:type="spellStart"/>
       <w:r>
         <w:rPr>
           <w:rFonts w:ascii="Arial" w:eastAsia="Arial" w:hAnsi="Arial" w:cs="Arial"/>
           <w:b/>
           <w:bCs/>
         </w:rPr>
-        <w:t>Rights</w:t>
-      </w:r>
-      <w:proofErr w:type="spellEnd"/>
-      <w:r>
-        <w:rPr>
-          <w:rFonts w:ascii="Arial" w:eastAsia="Arial" w:hAnsi="Arial" w:cs="Arial"/>
-          <w:b/>
-          <w:bCs/>
-        </w:rPr>
-        <w:t xml:space="preserve"> </w:t>
-      </w:r>
-      <w:proofErr w:type="spellStart"/>
-      <w:r>
-        <w:rPr>
-          <w:rFonts w:ascii="Arial" w:eastAsia="Arial" w:hAnsi="Arial" w:cs="Arial"/>
-          <w:b/>
-          <w:bCs/>
-        </w:rPr>
-        <w:t>Managed</w:t>
-      </w:r>
-      <w:proofErr w:type="spellEnd"/>
+        <w:t>Rights Managed</w:t>
+      </w:r>
       <w:r>
         <w:rPr>
           <w:rFonts w:ascii="Arial" w:eastAsia="Arial" w:hAnsi="Arial" w:cs="Arial"/>
@@ -3472,35 +3557,7 @@
         <w:rPr>
           <w:rFonts w:ascii="Arial" w:eastAsia="Arial" w:hAnsi="Arial" w:cs="Arial"/>
         </w:rPr>
-        <w:t xml:space="preserve">1. Por que uma licença </w:t>
-      </w:r>
-      <w:proofErr w:type="spellStart"/>
-      <w:r>
-        <w:rPr>
-          <w:rFonts w:ascii="Arial" w:eastAsia="Arial" w:hAnsi="Arial" w:cs="Arial"/>
-        </w:rPr>
-        <w:t>Rights</w:t>
-      </w:r>
-      <w:proofErr w:type="spellEnd"/>
-      <w:r>
-        <w:rPr>
-          <w:rFonts w:ascii="Arial" w:eastAsia="Arial" w:hAnsi="Arial" w:cs="Arial"/>
-        </w:rPr>
-        <w:t xml:space="preserve"> </w:t>
-      </w:r>
-      <w:proofErr w:type="spellStart"/>
-      <w:r>
-        <w:rPr>
-          <w:rFonts w:ascii="Arial" w:eastAsia="Arial" w:hAnsi="Arial" w:cs="Arial"/>
-        </w:rPr>
-        <w:t>Managed</w:t>
-      </w:r>
-      <w:proofErr w:type="spellEnd"/>
-      <w:r>
-        <w:rPr>
-          <w:rFonts w:ascii="Arial" w:eastAsia="Arial" w:hAnsi="Arial" w:cs="Arial"/>
-        </w:rPr>
-        <w:t xml:space="preserve"> pode ser adequada para essa situação?</w:t>
+        <w:t>1. Por que uma licença Rights Managed pode ser adequada para essa situação?</w:t>
       </w:r>
     </w:p>
     <w:p>
@@ -3549,13 +3606,7 @@
         <w:rPr>
           <w:rFonts w:ascii="Arial" w:eastAsia="Arial" w:hAnsi="Arial" w:cs="Arial"/>
         </w:rPr>
-        <w:t>2. Quais informações pod</w:t>
-      </w:r>
-      <w:r>
-        <w:rPr>
-          <w:rFonts w:ascii="Arial" w:eastAsia="Arial" w:hAnsi="Arial" w:cs="Arial"/>
-        </w:rPr>
-        <w:t>em ser importantes para definir a licença?</w:t>
+        <w:t>2. Quais informações podem ser importantes para definir a licença?</w:t>
       </w:r>
     </w:p>
     <w:p>
@@ -3581,19 +3632,11 @@
           <w:rFonts w:ascii="Arial" w:hAnsi="Arial" w:cs="Arial"/>
         </w:rPr>
       </w:pPr>
-      <w:proofErr w:type="gramStart"/>
-      <w:r>
-        <w:rPr>
-          <w:rFonts w:ascii="Arial" w:eastAsia="Arial" w:hAnsi="Arial" w:cs="Arial"/>
-        </w:rPr>
-        <w:t>[ ]</w:t>
-      </w:r>
-      <w:proofErr w:type="gramEnd"/>
-      <w:r>
-        <w:rPr>
-          <w:rFonts w:ascii="Arial" w:eastAsia="Arial" w:hAnsi="Arial" w:cs="Arial"/>
-        </w:rPr>
-        <w:t xml:space="preserve"> Tempo de utilização</w:t>
+      <w:r>
+        <w:rPr>
+          <w:rFonts w:ascii="Arial" w:eastAsia="Arial" w:hAnsi="Arial" w:cs="Arial"/>
+        </w:rPr>
+        <w:t>[ ] Tempo de utilização</w:t>
       </w:r>
       <w:r>
         <w:rPr>
@@ -3669,19 +3712,7 @@
         <w:rPr>
           <w:rFonts w:ascii="Arial" w:eastAsia="Arial" w:hAnsi="Arial" w:cs="Arial"/>
         </w:rPr>
-        <w:t>8</w:t>
-      </w:r>
-      <w:r>
-        <w:rPr>
-          <w:rFonts w:ascii="Arial" w:eastAsia="Arial" w:hAnsi="Arial" w:cs="Arial"/>
-        </w:rPr>
-        <w:t>. Pa</w:t>
-      </w:r>
-      <w:r>
-        <w:rPr>
-          <w:rFonts w:ascii="Arial" w:eastAsia="Arial" w:hAnsi="Arial" w:cs="Arial"/>
-        </w:rPr>
-        <w:t>rte 5 — Direitos morais e patrimoniais</w:t>
+        <w:t>8. Parte 5 — Direitos morais e patrimoniais</w:t>
       </w:r>
     </w:p>
     <w:p>
@@ -4081,13 +4112,7 @@
         <w:rPr>
           <w:rFonts w:ascii="Arial" w:eastAsia="Arial" w:hAnsi="Arial" w:cs="Arial"/>
         </w:rPr>
-        <w:t>9</w:t>
-      </w:r>
-      <w:r>
-        <w:rPr>
-          <w:rFonts w:ascii="Arial" w:eastAsia="Arial" w:hAnsi="Arial" w:cs="Arial"/>
-        </w:rPr>
-        <w:t>. Caso para discussão</w:t>
+        <w:t>9. Caso para discussão</w:t>
       </w:r>
     </w:p>
     <w:p>
@@ -4213,15 +4238,7 @@
           <w:b/>
           <w:bCs/>
         </w:rPr>
-        <w:t>2. Qual direito do autor pode est</w:t>
-      </w:r>
-      <w:r>
-        <w:rPr>
-          <w:rFonts w:ascii="Arial" w:eastAsia="Arial" w:hAnsi="Arial" w:cs="Arial"/>
-          <w:b/>
-          <w:bCs/>
-        </w:rPr>
-        <w:t>ar relacionado ao reconhecimento da autoria?</w:t>
+        <w:t>2. Qual direito do autor pode estar relacionado ao reconhecimento da autoria?</w:t>
       </w:r>
     </w:p>
     <w:p>
@@ -4354,19 +4371,7 @@
         <w:rPr>
           <w:rFonts w:ascii="Arial" w:eastAsia="Arial" w:hAnsi="Arial" w:cs="Arial"/>
         </w:rPr>
-        <w:t>1</w:t>
-      </w:r>
-      <w:r>
-        <w:rPr>
-          <w:rFonts w:ascii="Arial" w:eastAsia="Arial" w:hAnsi="Arial" w:cs="Arial"/>
-        </w:rPr>
-        <w:t>0</w:t>
-      </w:r>
-      <w:r>
-        <w:rPr>
-          <w:rFonts w:ascii="Arial" w:eastAsia="Arial" w:hAnsi="Arial" w:cs="Arial"/>
-        </w:rPr>
-        <w:t>. Parte 6 — Desafio final</w:t>
+        <w:t>10. Parte 6 — Desafio final</w:t>
       </w:r>
     </w:p>
     <w:p>
@@ -4382,13 +4387,7 @@
         <w:rPr>
           <w:rFonts w:ascii="Arial" w:eastAsia="Arial" w:hAnsi="Arial" w:cs="Arial"/>
         </w:rPr>
-        <w:t>Desenvolvend</w:t>
-      </w:r>
-      <w:r>
-        <w:rPr>
-          <w:rFonts w:ascii="Arial" w:eastAsia="Arial" w:hAnsi="Arial" w:cs="Arial"/>
-        </w:rPr>
-        <w:t>o um “Site de Mídias Legalizadas”</w:t>
+        <w:t>Desenvolvendo um “Site de Mídias Legalizadas”</w:t>
       </w:r>
     </w:p>
     <w:p>
@@ -4433,20 +4432,12 @@
           <w:rFonts w:ascii="Arial" w:hAnsi="Arial" w:cs="Arial"/>
         </w:rPr>
       </w:pPr>
-      <w:proofErr w:type="gramStart"/>
-      <w:r>
-        <w:rPr>
-          <w:rFonts w:ascii="Arial" w:eastAsia="Arial" w:hAnsi="Arial" w:cs="Arial"/>
-        </w:rPr>
-        <w:t>🍔</w:t>
-      </w:r>
-      <w:r>
-        <w:rPr>
-          <w:rFonts w:ascii="Arial" w:eastAsia="Arial" w:hAnsi="Arial" w:cs="Arial"/>
-        </w:rPr>
-        <w:t xml:space="preserve"> Restaurante</w:t>
-      </w:r>
-      <w:proofErr w:type="gramEnd"/>
+      <w:r>
+        <w:rPr>
+          <w:rFonts w:ascii="Arial" w:eastAsia="Arial" w:hAnsi="Arial" w:cs="Arial"/>
+        </w:rPr>
+        <w:t>🍔 Restaurante</w:t>
+      </w:r>
     </w:p>
     <w:p>
       <w:pPr>
@@ -4464,13 +4455,7 @@
         <w:rPr>
           <w:rFonts w:ascii="Arial" w:eastAsia="Arial" w:hAnsi="Arial" w:cs="Arial"/>
         </w:rPr>
-        <w:t>🎮</w:t>
-      </w:r>
-      <w:r>
-        <w:rPr>
-          <w:rFonts w:ascii="Arial" w:eastAsia="Arial" w:hAnsi="Arial" w:cs="Arial"/>
-        </w:rPr>
-        <w:t xml:space="preserve"> Loja de Games</w:t>
+        <w:t>🎮 Loja de Games</w:t>
       </w:r>
     </w:p>
     <w:p>
@@ -4489,13 +4474,7 @@
         <w:rPr>
           <w:rFonts w:ascii="Arial" w:eastAsia="Arial" w:hAnsi="Arial" w:cs="Arial"/>
         </w:rPr>
-        <w:t>🎵</w:t>
-      </w:r>
-      <w:r>
-        <w:rPr>
-          <w:rFonts w:ascii="Arial" w:eastAsia="Arial" w:hAnsi="Arial" w:cs="Arial"/>
-        </w:rPr>
-        <w:t xml:space="preserve"> Banda</w:t>
+        <w:t>🎵 Banda</w:t>
       </w:r>
     </w:p>
     <w:p>
@@ -4514,13 +4493,7 @@
         <w:rPr>
           <w:rFonts w:ascii="Arial" w:eastAsia="Arial" w:hAnsi="Arial" w:cs="Arial"/>
         </w:rPr>
-        <w:t>🏫</w:t>
-      </w:r>
-      <w:r>
-        <w:rPr>
-          <w:rFonts w:ascii="Arial" w:eastAsia="Arial" w:hAnsi="Arial" w:cs="Arial"/>
-        </w:rPr>
-        <w:t xml:space="preserve"> Escola</w:t>
+        <w:t>🏫 Escola</w:t>
       </w:r>
     </w:p>
     <w:p>
@@ -4539,13 +4512,7 @@
         <w:rPr>
           <w:rFonts w:ascii="Arial" w:eastAsia="Arial" w:hAnsi="Arial" w:cs="Arial"/>
         </w:rPr>
-        <w:t>⚽</w:t>
-      </w:r>
-      <w:r>
-        <w:rPr>
-          <w:rFonts w:ascii="Arial" w:eastAsia="Arial" w:hAnsi="Arial" w:cs="Arial"/>
-        </w:rPr>
-        <w:t xml:space="preserve"> Esporte</w:t>
+        <w:t>⚽ Esporte</w:t>
       </w:r>
     </w:p>
     <w:p>
@@ -4564,13 +4531,7 @@
         <w:rPr>
           <w:rFonts w:ascii="Arial" w:eastAsia="Arial" w:hAnsi="Arial" w:cs="Arial"/>
         </w:rPr>
-        <w:t>🐶</w:t>
-      </w:r>
-      <w:r>
-        <w:rPr>
-          <w:rFonts w:ascii="Arial" w:eastAsia="Arial" w:hAnsi="Arial" w:cs="Arial"/>
-        </w:rPr>
-        <w:t xml:space="preserve"> Pet Shop</w:t>
+        <w:t>🐶 Pet Shop</w:t>
       </w:r>
     </w:p>
     <w:p>
@@ -4589,13 +4550,7 @@
         <w:rPr>
           <w:rFonts w:ascii="Arial" w:eastAsia="Arial" w:hAnsi="Arial" w:cs="Arial"/>
         </w:rPr>
-        <w:t>💻</w:t>
-      </w:r>
-      <w:r>
-        <w:rPr>
-          <w:rFonts w:ascii="Arial" w:eastAsia="Arial" w:hAnsi="Arial" w:cs="Arial"/>
-        </w:rPr>
-        <w:t xml:space="preserve"> Empresa de Tecnologia</w:t>
+        <w:t>💻 Empresa de Tecnologia</w:t>
       </w:r>
     </w:p>
     <w:p>
@@ -4614,13 +4569,7 @@
         <w:rPr>
           <w:rFonts w:ascii="Arial" w:eastAsia="Arial" w:hAnsi="Arial" w:cs="Arial"/>
         </w:rPr>
-        <w:t>🎬</w:t>
-      </w:r>
-      <w:r>
-        <w:rPr>
-          <w:rFonts w:ascii="Arial" w:eastAsia="Arial" w:hAnsi="Arial" w:cs="Arial"/>
-        </w:rPr>
-        <w:t xml:space="preserve"> Cinema</w:t>
+        <w:t>🎬 Cinema</w:t>
       </w:r>
     </w:p>
     <w:p>
@@ -4786,13 +4735,7 @@
           <w:rFonts w:ascii="Arial" w:eastAsia="Arial" w:hAnsi="Arial" w:cs="Arial"/>
         </w:rPr>
         <w:br/>
-        <w:t>____________</w:t>
-      </w:r>
-      <w:r>
-        <w:rPr>
-          <w:rFonts w:ascii="Arial" w:eastAsia="Arial" w:hAnsi="Arial" w:cs="Arial"/>
-        </w:rPr>
-        <w:t>________________________________</w:t>
+        <w:t>____________________________________________</w:t>
       </w:r>
     </w:p>
     <w:p>
@@ -4888,13 +4831,7 @@
           <w:rFonts w:ascii="Arial" w:eastAsia="Arial" w:hAnsi="Arial" w:cs="Arial"/>
         </w:rPr>
         <w:br/>
-        <w:t>_____________</w:t>
-      </w:r>
-      <w:r>
-        <w:rPr>
-          <w:rFonts w:ascii="Arial" w:eastAsia="Arial" w:hAnsi="Arial" w:cs="Arial"/>
-        </w:rPr>
-        <w:t>_______________________________</w:t>
+        <w:t>____________________________________________</w:t>
       </w:r>
     </w:p>
     <w:p>
@@ -4928,19 +4865,7 @@
         <w:rPr>
           <w:rFonts w:ascii="Arial" w:eastAsia="Arial" w:hAnsi="Arial" w:cs="Arial"/>
         </w:rPr>
-        <w:t>1</w:t>
-      </w:r>
-      <w:r>
-        <w:rPr>
-          <w:rFonts w:ascii="Arial" w:eastAsia="Arial" w:hAnsi="Arial" w:cs="Arial"/>
-        </w:rPr>
-        <w:t>1</w:t>
-      </w:r>
-      <w:r>
-        <w:rPr>
-          <w:rFonts w:ascii="Arial" w:eastAsia="Arial" w:hAnsi="Arial" w:cs="Arial"/>
-        </w:rPr>
-        <w:t>. Construindo a página</w:t>
+        <w:t>11. Construindo a página</w:t>
       </w:r>
     </w:p>
     <w:p>
@@ -5428,25 +5353,7 @@
         <w:rPr>
           <w:rFonts w:ascii="Arial" w:eastAsia="Arial" w:hAnsi="Arial" w:cs="Arial"/>
         </w:rPr>
-        <w:t>1</w:t>
-      </w:r>
-      <w:r>
-        <w:rPr>
-          <w:rFonts w:ascii="Arial" w:eastAsia="Arial" w:hAnsi="Arial" w:cs="Arial"/>
-        </w:rPr>
-        <w:t>2</w:t>
-      </w:r>
-      <w:r>
-        <w:rPr>
-          <w:rFonts w:ascii="Arial" w:eastAsia="Arial" w:hAnsi="Arial" w:cs="Arial"/>
-        </w:rPr>
-        <w:t xml:space="preserve">. Desafio extra </w:t>
-      </w:r>
-      <w:r>
-        <w:rPr>
-          <w:rFonts w:ascii="Arial" w:eastAsia="Arial" w:hAnsi="Arial" w:cs="Arial"/>
-        </w:rPr>
-        <w:t>⭐</w:t>
+        <w:t>12. Desafio extra ⭐</w:t>
       </w:r>
     </w:p>
     <w:p>
@@ -5585,21 +5492,7 @@
         <w:rPr>
           <w:rFonts w:ascii="Arial" w:eastAsia="Arial" w:hAnsi="Arial" w:cs="Arial"/>
         </w:rPr>
-        <w:t xml:space="preserve">motivo pelo qual sua equipe decidiu não </w:t>
-      </w:r>
-      <w:proofErr w:type="gramStart"/>
-      <w:r>
-        <w:rPr>
-          <w:rFonts w:ascii="Arial" w:eastAsia="Arial" w:hAnsi="Arial" w:cs="Arial"/>
-        </w:rPr>
-        <w:t>utilizá-lo</w:t>
-      </w:r>
-      <w:proofErr w:type="gramEnd"/>
-      <w:r>
-        <w:rPr>
-          <w:rFonts w:ascii="Arial" w:eastAsia="Arial" w:hAnsi="Arial" w:cs="Arial"/>
-        </w:rPr>
-        <w:t>.</w:t>
+        <w:t>motivo pelo qual sua equipe decidiu não utilizá-lo.</w:t>
       </w:r>
     </w:p>
     <w:p>
@@ -5631,33 +5524,7 @@
           <w:b/>
           <w:bCs/>
         </w:rPr>
-        <w:t>“Por que encontr</w:t>
-      </w:r>
-      <w:r>
-        <w:rPr>
-          <w:rFonts w:ascii="Arial" w:eastAsia="Arial" w:hAnsi="Arial" w:cs="Arial"/>
-          <w:b/>
-          <w:bCs/>
-        </w:rPr>
-        <w:t xml:space="preserve">amos o conteúdo, mas decidimos não </w:t>
-      </w:r>
-      <w:proofErr w:type="gramStart"/>
-      <w:r>
-        <w:rPr>
-          <w:rFonts w:ascii="Arial" w:eastAsia="Arial" w:hAnsi="Arial" w:cs="Arial"/>
-          <w:b/>
-          <w:bCs/>
-        </w:rPr>
-        <w:t>utilizá-lo</w:t>
-      </w:r>
-      <w:proofErr w:type="gramEnd"/>
-      <w:r>
-        <w:rPr>
-          <w:rFonts w:ascii="Arial" w:eastAsia="Arial" w:hAnsi="Arial" w:cs="Arial"/>
-          <w:b/>
-          <w:bCs/>
-        </w:rPr>
-        <w:t>?”</w:t>
+        <w:t>“Por que encontramos o conteúdo, mas decidimos não utilizá-lo?”</w:t>
       </w:r>
     </w:p>
     <w:p>
@@ -5739,19 +5606,7 @@
           <w:rFonts w:ascii="Arial" w:eastAsia="Arial" w:hAnsi="Arial" w:cs="Arial"/>
         </w:rPr>
         <w:lastRenderedPageBreak/>
-        <w:t>1</w:t>
-      </w:r>
-      <w:r>
-        <w:rPr>
-          <w:rFonts w:ascii="Arial" w:eastAsia="Arial" w:hAnsi="Arial" w:cs="Arial"/>
-        </w:rPr>
-        <w:t>3</w:t>
-      </w:r>
-      <w:r>
-        <w:rPr>
-          <w:rFonts w:ascii="Arial" w:eastAsia="Arial" w:hAnsi="Arial" w:cs="Arial"/>
-        </w:rPr>
-        <w:t>. Apresentação</w:t>
+        <w:t>13. Apresentação</w:t>
       </w:r>
     </w:p>
     <w:p>
@@ -5927,19 +5782,7 @@
         <w:rPr>
           <w:rFonts w:ascii="Arial" w:eastAsia="Arial" w:hAnsi="Arial" w:cs="Arial"/>
         </w:rPr>
-        <w:t>1</w:t>
-      </w:r>
-      <w:r>
-        <w:rPr>
-          <w:rFonts w:ascii="Arial" w:eastAsia="Arial" w:hAnsi="Arial" w:cs="Arial"/>
-        </w:rPr>
-        <w:t>4</w:t>
-      </w:r>
-      <w:r>
-        <w:rPr>
-          <w:rFonts w:ascii="Arial" w:eastAsia="Arial" w:hAnsi="Arial" w:cs="Arial"/>
-        </w:rPr>
-        <w:t>. Checklist da equipe</w:t>
+        <w:t>14. Checklist da equipe</w:t>
       </w:r>
     </w:p>
     <w:p>
@@ -5973,21 +5816,7 @@
         <w:rPr>
           <w:rFonts w:ascii="Arial" w:eastAsia="Arial" w:hAnsi="Arial" w:cs="Arial"/>
         </w:rPr>
-        <w:t xml:space="preserve">Pesquisamos as licenças </w:t>
-      </w:r>
-      <w:proofErr w:type="spellStart"/>
-      <w:r>
-        <w:rPr>
-          <w:rFonts w:ascii="Arial" w:eastAsia="Arial" w:hAnsi="Arial" w:cs="Arial"/>
-        </w:rPr>
-        <w:t>Creative</w:t>
-      </w:r>
-      <w:proofErr w:type="spellEnd"/>
-      <w:r>
-        <w:rPr>
-          <w:rFonts w:ascii="Arial" w:eastAsia="Arial" w:hAnsi="Arial" w:cs="Arial"/>
-        </w:rPr>
-        <w:t xml:space="preserve"> Commons;</w:t>
+        <w:t>Pesquisamos as licenças Creative Commons;</w:t>
       </w:r>
     </w:p>
     <w:p>
@@ -6006,13 +5835,7 @@
         <w:rPr>
           <w:rFonts w:ascii="Arial" w:eastAsia="Arial" w:hAnsi="Arial" w:cs="Arial"/>
         </w:rPr>
-        <w:t>Identifi</w:t>
-      </w:r>
-      <w:r>
-        <w:rPr>
-          <w:rFonts w:ascii="Arial" w:eastAsia="Arial" w:hAnsi="Arial" w:cs="Arial"/>
-        </w:rPr>
-        <w:t>camos BY, NC, ND e SA;</w:t>
+        <w:t>Identificamos BY, NC, ND e SA;</w:t>
       </w:r>
     </w:p>
     <w:p>
@@ -6164,13 +5987,7 @@
         <w:rPr>
           <w:rFonts w:ascii="Arial" w:eastAsia="Arial" w:hAnsi="Arial" w:cs="Arial"/>
         </w:rPr>
-        <w:t>Verificamos se pod</w:t>
-      </w:r>
-      <w:r>
-        <w:rPr>
-          <w:rFonts w:ascii="Arial" w:eastAsia="Arial" w:hAnsi="Arial" w:cs="Arial"/>
-        </w:rPr>
-        <w:t>emos modificar os conteúdos;</w:t>
+        <w:t>Verificamos se podemos modificar os conteúdos;</w:t>
       </w:r>
     </w:p>
     <w:p>
@@ -6189,21 +6006,7 @@
         <w:rPr>
           <w:rFonts w:ascii="Arial" w:eastAsia="Arial" w:hAnsi="Arial" w:cs="Arial"/>
         </w:rPr>
-        <w:t xml:space="preserve">Entendemos Royalty </w:t>
-      </w:r>
-      <w:proofErr w:type="spellStart"/>
-      <w:r>
-        <w:rPr>
-          <w:rFonts w:ascii="Arial" w:eastAsia="Arial" w:hAnsi="Arial" w:cs="Arial"/>
-        </w:rPr>
-        <w:t>Free</w:t>
-      </w:r>
-      <w:proofErr w:type="spellEnd"/>
-      <w:r>
-        <w:rPr>
-          <w:rFonts w:ascii="Arial" w:eastAsia="Arial" w:hAnsi="Arial" w:cs="Arial"/>
-        </w:rPr>
-        <w:t>;</w:t>
+        <w:t>Entendemos Royalty Free;</w:t>
       </w:r>
     </w:p>
     <w:p>
@@ -6222,35 +6025,7 @@
         <w:rPr>
           <w:rFonts w:ascii="Arial" w:eastAsia="Arial" w:hAnsi="Arial" w:cs="Arial"/>
         </w:rPr>
-        <w:t xml:space="preserve">Entendemos </w:t>
-      </w:r>
-      <w:proofErr w:type="spellStart"/>
-      <w:r>
-        <w:rPr>
-          <w:rFonts w:ascii="Arial" w:eastAsia="Arial" w:hAnsi="Arial" w:cs="Arial"/>
-        </w:rPr>
-        <w:t>Rights</w:t>
-      </w:r>
-      <w:proofErr w:type="spellEnd"/>
-      <w:r>
-        <w:rPr>
-          <w:rFonts w:ascii="Arial" w:eastAsia="Arial" w:hAnsi="Arial" w:cs="Arial"/>
-        </w:rPr>
-        <w:t xml:space="preserve"> </w:t>
-      </w:r>
-      <w:proofErr w:type="spellStart"/>
-      <w:r>
-        <w:rPr>
-          <w:rFonts w:ascii="Arial" w:eastAsia="Arial" w:hAnsi="Arial" w:cs="Arial"/>
-        </w:rPr>
-        <w:t>Managed</w:t>
-      </w:r>
-      <w:proofErr w:type="spellEnd"/>
-      <w:r>
-        <w:rPr>
-          <w:rFonts w:ascii="Arial" w:eastAsia="Arial" w:hAnsi="Arial" w:cs="Arial"/>
-        </w:rPr>
-        <w:t>;</w:t>
+        <w:t>Entendemos Rights Managed;</w:t>
       </w:r>
     </w:p>
     <w:p>
@@ -6379,19 +6154,7 @@
         <w:rPr>
           <w:rFonts w:ascii="Arial" w:eastAsia="Arial" w:hAnsi="Arial" w:cs="Arial"/>
         </w:rPr>
-        <w:t>1</w:t>
-      </w:r>
-      <w:r>
-        <w:rPr>
-          <w:rFonts w:ascii="Arial" w:eastAsia="Arial" w:hAnsi="Arial" w:cs="Arial"/>
-        </w:rPr>
-        <w:t>5</w:t>
-      </w:r>
-      <w:r>
-        <w:rPr>
-          <w:rFonts w:ascii="Arial" w:eastAsia="Arial" w:hAnsi="Arial" w:cs="Arial"/>
-        </w:rPr>
-        <w:t>. Avaliação</w:t>
+        <w:t>15. Avaliação</w:t>
       </w:r>
     </w:p>
     <w:tbl>
@@ -6554,21 +6317,7 @@
               <w:rPr>
                 <w:rFonts w:ascii="Arial" w:eastAsia="Arial" w:hAnsi="Arial" w:cs="Arial"/>
               </w:rPr>
-              <w:t xml:space="preserve">Pesquisa de </w:t>
-            </w:r>
-            <w:proofErr w:type="spellStart"/>
-            <w:r>
-              <w:rPr>
-                <w:rFonts w:ascii="Arial" w:eastAsia="Arial" w:hAnsi="Arial" w:cs="Arial"/>
-              </w:rPr>
-              <w:t>conteúdos</w:t>
-            </w:r>
-            <w:proofErr w:type="spellEnd"/>
-            <w:r>
-              <w:rPr>
-                <w:rFonts w:ascii="Arial" w:eastAsia="Arial" w:hAnsi="Arial" w:cs="Arial"/>
-              </w:rPr>
-              <w:t xml:space="preserve"> reais</w:t>
+              <w:t>Pesquisa de conteúdos reais</w:t>
             </w:r>
           </w:p>
         </w:tc>
@@ -6914,7 +6663,7 @@
 </file>
 
 <file path=word/endnotes.xml><?xml version="1.0" encoding="utf-8"?>
-<w:endnotes xmlns:wpc="http://schemas.microsoft.com/office/word/2010/wordprocessingCanvas" xmlns:cx="http://schemas.microsoft.com/office/drawing/2014/chartex" xmlns:cx1="http://schemas.microsoft.com/office/drawing/2015/9/8/chartex" xmlns:cx2="http://schemas.microsoft.com/office/drawing/2015/10/21/chartex" xmlns:cx3="http://schemas.microsoft.com/office/drawing/2016/5/9/chartex" xmlns:cx4="http://schemas.microsoft.com/office/drawing/2016/5/10/chartex" xmlns:cx5="http://schemas.microsoft.com/office/drawing/2016/5/11/chartex" xmlns:cx6="http://schemas.microsoft.com/office/drawing/2016/5/12/chartex" xmlns:cx7="http://schemas.microsoft.com/office/drawing/2016/5/13/chartex" xmlns:cx8="http://schemas.microsoft.com/office/drawing/2016/5/14/chartex" xmlns:mc="http://schemas.openxmlformats.org/markup-compatibility/2006" xmlns:aink="http://schemas.microsoft.com/office/drawing/2016/ink" xmlns:am3d="http://schemas.microsoft.com/office/drawing/2017/model3d" xmlns:o="urn:schemas-microsoft-com:office:office" xmlns:r="http://schemas.openxmlformats.org/officeDocument/2006/relationships" xmlns:m="http://schemas.openxmlformats.org/officeDocument/2006/math" xmlns:v="urn:schemas-microsoft-com:vml" xmlns:wp14="http://schemas.microsoft.com/office/word/2010/wordprocessingDrawing" xmlns:wp="http://schemas.openxmlformats.org/drawingml/2006/wordprocessingDrawing" xmlns:w10="urn:schemas-microsoft-com:office:word" xmlns:w="http://schemas.openxmlformats.org/wordprocessingml/2006/main" xmlns:w14="http://schemas.microsoft.com/office/word/2010/wordml" xmlns:w15="http://schemas.microsoft.com/office/word/2012/wordml" xmlns:w16cex="http://schemas.microsoft.com/office/word/2018/wordml/cex" xmlns:w16cid="http://schemas.microsoft.com/office/word/2016/wordml/cid" xmlns:w16="http://schemas.microsoft.com/office/word/2018/wordml" xmlns:w16sdtdh="http://schemas.microsoft.com/office/word/2020/wordml/sdtdatahash" xmlns:w16se="http://schemas.microsoft.com/office/word/2015/wordml/symex" xmlns:wpg="http://schemas.microsoft.com/office/word/2010/wordprocessingGroup" xmlns:wpi="http://schemas.microsoft.com/office/word/2010/wordprocessingInk" xmlns:wne="http://schemas.microsoft.com/office/word/2006/wordml" xmlns:wps="http://schemas.microsoft.com/office/word/2010/wordprocessingShape" mc:Ignorable="w14 w15 w16se w16cid w16 w16cex w16sdtdh wp14">
+<w:endnotes xmlns:wpc="http://schemas.microsoft.com/office/word/2010/wordprocessingCanvas" xmlns:cx="http://schemas.microsoft.com/office/drawing/2014/chartex" xmlns:cx1="http://schemas.microsoft.com/office/drawing/2015/9/8/chartex" xmlns:cx2="http://schemas.microsoft.com/office/drawing/2015/10/21/chartex" xmlns:cx3="http://schemas.microsoft.com/office/drawing/2016/5/9/chartex" xmlns:cx4="http://schemas.microsoft.com/office/drawing/2016/5/10/chartex" xmlns:cx5="http://schemas.microsoft.com/office/drawing/2016/5/11/chartex" xmlns:cx6="http://schemas.microsoft.com/office/drawing/2016/5/12/chartex" xmlns:cx7="http://schemas.microsoft.com/office/drawing/2016/5/13/chartex" xmlns:cx8="http://schemas.microsoft.com/office/drawing/2016/5/14/chartex" xmlns:mc="http://schemas.openxmlformats.org/markup-compatibility/2006" xmlns:aink="http://schemas.microsoft.com/office/drawing/2016/ink" xmlns:am3d="http://schemas.microsoft.com/office/drawing/2017/model3d" xmlns:o="urn:schemas-microsoft-com:office:office" xmlns:oel="http://schemas.microsoft.com/office/2019/extlst" xmlns:r="http://schemas.openxmlformats.org/officeDocument/2006/relationships" xmlns:m="http://schemas.openxmlformats.org/officeDocument/2006/math" xmlns:v="urn:schemas-microsoft-com:vml" xmlns:wp14="http://schemas.microsoft.com/office/word/2010/wordprocessingDrawing" xmlns:wp="http://schemas.openxmlformats.org/drawingml/2006/wordprocessingDrawing" xmlns:w10="urn:schemas-microsoft-com:office:word" xmlns:w="http://schemas.openxmlformats.org/wordprocessingml/2006/main" xmlns:w14="http://schemas.microsoft.com/office/word/2010/wordml" xmlns:w15="http://schemas.microsoft.com/office/word/2012/wordml" xmlns:w16cex="http://schemas.microsoft.com/office/word/2018/wordml/cex" xmlns:w16cid="http://schemas.microsoft.com/office/word/2016/wordml/cid" xmlns:w16="http://schemas.microsoft.com/office/word/2018/wordml" xmlns:w16sdtdh="http://schemas.microsoft.com/office/word/2020/wordml/sdtdatahash" xmlns:w16se="http://schemas.microsoft.com/office/word/2015/wordml/symex" xmlns:wpg="http://schemas.microsoft.com/office/word/2010/wordprocessingGroup" xmlns:wpi="http://schemas.microsoft.com/office/word/2010/wordprocessingInk" xmlns:wne="http://schemas.microsoft.com/office/word/2006/wordml" xmlns:wps="http://schemas.microsoft.com/office/word/2010/wordprocessingShape" mc:Ignorable="w14 w15 w16se w16cid w16 w16cex w16sdtdh wp14">
   <w:endnote w:type="separator" w:id="-1">
     <w:p>
       <w:pPr>
@@ -6939,7 +6688,7 @@
 </file>
 
 <file path=word/footnotes.xml><?xml version="1.0" encoding="utf-8"?>
-<w:footnotes xmlns:wpc="http://schemas.microsoft.com/office/word/2010/wordprocessingCanvas" xmlns:cx="http://schemas.microsoft.com/office/drawing/2014/chartex" xmlns:cx1="http://schemas.microsoft.com/office/drawing/2015/9/8/chartex" xmlns:cx2="http://schemas.microsoft.com/office/drawing/2015/10/21/chartex" xmlns:cx3="http://schemas.microsoft.com/office/drawing/2016/5/9/chartex" xmlns:cx4="http://schemas.microsoft.com/office/drawing/2016/5/10/chartex" xmlns:cx5="http://schemas.microsoft.com/office/drawing/2016/5/11/chartex" xmlns:cx6="http://schemas.microsoft.com/office/drawing/2016/5/12/chartex" xmlns:cx7="http://schemas.microsoft.com/office/drawing/2016/5/13/chartex" xmlns:cx8="http://schemas.microsoft.com/office/drawing/2016/5/14/chartex" xmlns:mc="http://schemas.openxmlformats.org/markup-compatibility/2006" xmlns:aink="http://schemas.microsoft.com/office/drawing/2016/ink" xmlns:am3d="http://schemas.microsoft.com/office/drawing/2017/model3d" xmlns:o="urn:schemas-microsoft-com:office:office" xmlns:r="http://schemas.openxmlformats.org/officeDocument/2006/relationships" xmlns:m="http://schemas.openxmlformats.org/officeDocument/2006/math" xmlns:v="urn:schemas-microsoft-com:vml" xmlns:wp14="http://schemas.microsoft.com/office/word/2010/wordprocessingDrawing" xmlns:wp="http://schemas.openxmlformats.org/drawingml/2006/wordprocessingDrawing" xmlns:w10="urn:schemas-microsoft-com:office:word" xmlns:w="http://schemas.openxmlformats.org/wordprocessingml/2006/main" xmlns:w14="http://schemas.microsoft.com/office/word/2010/wordml" xmlns:w15="http://schemas.microsoft.com/office/word/2012/wordml" xmlns:w16cex="http://schemas.microsoft.com/office/word/2018/wordml/cex" xmlns:w16cid="http://schemas.microsoft.com/office/word/2016/wordml/cid" xmlns:w16="http://schemas.microsoft.com/office/word/2018/wordml" xmlns:w16sdtdh="http://schemas.microsoft.com/office/word/2020/wordml/sdtdatahash" xmlns:w16se="http://schemas.microsoft.com/office/word/2015/wordml/symex" xmlns:wpg="http://schemas.microsoft.com/office/word/2010/wordprocessingGroup" xmlns:wpi="http://schemas.microsoft.com/office/word/2010/wordprocessingInk" xmlns:wne="http://schemas.microsoft.com/office/word/2006/wordml" xmlns:wps="http://schemas.microsoft.com/office/word/2010/wordprocessingShape" mc:Ignorable="w14 w15 w16se w16cid w16 w16cex w16sdtdh wp14">
+<w:footnotes xmlns:wpc="http://schemas.microsoft.com/office/word/2010/wordprocessingCanvas" xmlns:cx="http://schemas.microsoft.com/office/drawing/2014/chartex" xmlns:cx1="http://schemas.microsoft.com/office/drawing/2015/9/8/chartex" xmlns:cx2="http://schemas.microsoft.com/office/drawing/2015/10/21/chartex" xmlns:cx3="http://schemas.microsoft.com/office/drawing/2016/5/9/chartex" xmlns:cx4="http://schemas.microsoft.com/office/drawing/2016/5/10/chartex" xmlns:cx5="http://schemas.microsoft.com/office/drawing/2016/5/11/chartex" xmlns:cx6="http://schemas.microsoft.com/office/drawing/2016/5/12/chartex" xmlns:cx7="http://schemas.microsoft.com/office/drawing/2016/5/13/chartex" xmlns:cx8="http://schemas.microsoft.com/office/drawing/2016/5/14/chartex" xmlns:mc="http://schemas.openxmlformats.org/markup-compatibility/2006" xmlns:aink="http://schemas.microsoft.com/office/drawing/2016/ink" xmlns:am3d="http://schemas.microsoft.com/office/drawing/2017/model3d" xmlns:o="urn:schemas-microsoft-com:office:office" xmlns:oel="http://schemas.microsoft.com/office/2019/extlst" xmlns:r="http://schemas.openxmlformats.org/officeDocument/2006/relationships" xmlns:m="http://schemas.openxmlformats.org/officeDocument/2006/math" xmlns:v="urn:schemas-microsoft-com:vml" xmlns:wp14="http://schemas.microsoft.com/office/word/2010/wordprocessingDrawing" xmlns:wp="http://schemas.openxmlformats.org/drawingml/2006/wordprocessingDrawing" xmlns:w10="urn:schemas-microsoft-com:office:word" xmlns:w="http://schemas.openxmlformats.org/wordprocessingml/2006/main" xmlns:w14="http://schemas.microsoft.com/office/word/2010/wordml" xmlns:w15="http://schemas.microsoft.com/office/word/2012/wordml" xmlns:w16cex="http://schemas.microsoft.com/office/word/2018/wordml/cex" xmlns:w16cid="http://schemas.microsoft.com/office/word/2016/wordml/cid" xmlns:w16="http://schemas.microsoft.com/office/word/2018/wordml" xmlns:w16sdtdh="http://schemas.microsoft.com/office/word/2020/wordml/sdtdatahash" xmlns:w16se="http://schemas.microsoft.com/office/word/2015/wordml/symex" xmlns:wpg="http://schemas.microsoft.com/office/word/2010/wordprocessingGroup" xmlns:wpi="http://schemas.microsoft.com/office/word/2010/wordprocessingInk" xmlns:wne="http://schemas.microsoft.com/office/word/2006/wordml" xmlns:wps="http://schemas.microsoft.com/office/word/2010/wordprocessingShape" mc:Ignorable="w14 w15 w16se w16cid w16 w16cex w16sdtdh wp14">
   <w:footnote w:type="separator" w:id="-1">
     <w:p>
       <w:pPr>
@@ -6964,7 +6713,7 @@
 </file>
 
 <file path=word/numbering.xml><?xml version="1.0" encoding="utf-8"?>
-<w:numbering xmlns:wpc="http://schemas.microsoft.com/office/word/2010/wordprocessingCanvas" xmlns:cx="http://schemas.microsoft.com/office/drawing/2014/chartex" xmlns:cx1="http://schemas.microsoft.com/office/drawing/2015/9/8/chartex" xmlns:cx2="http://schemas.microsoft.com/office/drawing/2015/10/21/chartex" xmlns:cx3="http://schemas.microsoft.com/office/drawing/2016/5/9/chartex" xmlns:cx4="http://schemas.microsoft.com/office/drawing/2016/5/10/chartex" xmlns:cx5="http://schemas.microsoft.com/office/drawing/2016/5/11/chartex" xmlns:cx6="http://schemas.microsoft.com/office/drawing/2016/5/12/chartex" xmlns:cx7="http://schemas.microsoft.com/office/drawing/2016/5/13/chartex" xmlns:cx8="http://schemas.microsoft.com/office/drawing/2016/5/14/chartex" xmlns:mc="http://schemas.openxmlformats.org/markup-compatibility/2006" xmlns:aink="http://schemas.microsoft.com/office/drawing/2016/ink" xmlns:am3d="http://schemas.microsoft.com/office/drawing/2017/model3d" xmlns:o="urn:schemas-microsoft-com:office:office" xmlns:r="http://schemas.openxmlformats.org/officeDocument/2006/relationships" xmlns:m="http://schemas.openxmlformats.org/officeDocument/2006/math" xmlns:v="urn:schemas-microsoft-com:vml" xmlns:wp14="http://schemas.microsoft.com/office/word/2010/wordprocessingDrawing" xmlns:wp="http://schemas.openxmlformats.org/drawingml/2006/wordprocessingDrawing" xmlns:w10="urn:schemas-microsoft-com:office:word" xmlns:w="http://schemas.openxmlformats.org/wordprocessingml/2006/main" xmlns:w14="http://schemas.microsoft.com/office/word/2010/wordml" xmlns:w15="http://schemas.microsoft.com/office/word/2012/wordml" xmlns:w16cex="http://schemas.microsoft.com/office/word/2018/wordml/cex" xmlns:w16cid="http://schemas.microsoft.com/office/word/2016/wordml/cid" xmlns:w16="http://schemas.microsoft.com/office/word/2018/wordml" xmlns:w16sdtdh="http://schemas.microsoft.com/office/word/2020/wordml/sdtdatahash" xmlns:w16se="http://schemas.microsoft.com/office/word/2015/wordml/symex" xmlns:wpg="http://schemas.microsoft.com/office/word/2010/wordprocessingGroup" xmlns:wpi="http://schemas.microsoft.com/office/word/2010/wordprocessingInk" xmlns:wne="http://schemas.microsoft.com/office/word/2006/wordml" xmlns:wps="http://schemas.microsoft.com/office/word/2010/wordprocessingShape" mc:Ignorable="w14 w15 w16se w16cid w16 w16cex w16sdtdh wp14">
+<w:numbering xmlns:wpc="http://schemas.microsoft.com/office/word/2010/wordprocessingCanvas" xmlns:cx="http://schemas.microsoft.com/office/drawing/2014/chartex" xmlns:cx1="http://schemas.microsoft.com/office/drawing/2015/9/8/chartex" xmlns:cx2="http://schemas.microsoft.com/office/drawing/2015/10/21/chartex" xmlns:cx3="http://schemas.microsoft.com/office/drawing/2016/5/9/chartex" xmlns:cx4="http://schemas.microsoft.com/office/drawing/2016/5/10/chartex" xmlns:cx5="http://schemas.microsoft.com/office/drawing/2016/5/11/chartex" xmlns:cx6="http://schemas.microsoft.com/office/drawing/2016/5/12/chartex" xmlns:cx7="http://schemas.microsoft.com/office/drawing/2016/5/13/chartex" xmlns:cx8="http://schemas.microsoft.com/office/drawing/2016/5/14/chartex" xmlns:mc="http://schemas.openxmlformats.org/markup-compatibility/2006" xmlns:aink="http://schemas.microsoft.com/office/drawing/2016/ink" xmlns:am3d="http://schemas.microsoft.com/office/drawing/2017/model3d" xmlns:o="urn:schemas-microsoft-com:office:office" xmlns:oel="http://schemas.microsoft.com/office/2019/extlst" xmlns:r="http://schemas.openxmlformats.org/officeDocument/2006/relationships" xmlns:m="http://schemas.openxmlformats.org/officeDocument/2006/math" xmlns:v="urn:schemas-microsoft-com:vml" xmlns:wp14="http://schemas.microsoft.com/office/word/2010/wordprocessingDrawing" xmlns:wp="http://schemas.openxmlformats.org/drawingml/2006/wordprocessingDrawing" xmlns:w10="urn:schemas-microsoft-com:office:word" xmlns:w="http://schemas.openxmlformats.org/wordprocessingml/2006/main" xmlns:w14="http://schemas.microsoft.com/office/word/2010/wordml" xmlns:w15="http://schemas.microsoft.com/office/word/2012/wordml" xmlns:w16cex="http://schemas.microsoft.com/office/word/2018/wordml/cex" xmlns:w16cid="http://schemas.microsoft.com/office/word/2016/wordml/cid" xmlns:w16="http://schemas.microsoft.com/office/word/2018/wordml" xmlns:w16sdtdh="http://schemas.microsoft.com/office/word/2020/wordml/sdtdatahash" xmlns:w16se="http://schemas.microsoft.com/office/word/2015/wordml/symex" xmlns:wpg="http://schemas.microsoft.com/office/word/2010/wordprocessingGroup" xmlns:wpi="http://schemas.microsoft.com/office/word/2010/wordprocessingInk" xmlns:wne="http://schemas.microsoft.com/office/word/2006/wordml" xmlns:wps="http://schemas.microsoft.com/office/word/2010/wordprocessingShape" mc:Ignorable="w14 w15 w16se w16cid w16 w16cex w16sdtdh wp14">
   <w:abstractNum w:abstractNumId="0" w15:restartNumberingAfterBreak="0">
     <w:nsid w:val="0000A990"/>
     <w:multiLevelType w:val="multilevel"/>
@@ -7309,34 +7058,421 @@
       </w:pPr>
     </w:lvl>
   </w:abstractNum>
-  <w:num w:numId="1">
+  <w:abstractNum w:abstractNumId="4" w15:restartNumberingAfterBreak="0">
+    <w:nsid w:val="04667B6B"/>
+    <w:multiLevelType w:val="multilevel"/>
+    <w:tmpl w:val="367A2E92"/>
+    <w:lvl w:ilvl="0">
+      <w:start w:val="1"/>
+      <w:numFmt w:val="bullet"/>
+      <w:lvlText w:val=""/>
+      <w:lvlJc w:val="left"/>
+      <w:pPr>
+        <w:tabs>
+          <w:tab w:val="num" w:pos="720"/>
+        </w:tabs>
+        <w:ind w:left="720" w:hanging="360"/>
+      </w:pPr>
+      <w:rPr>
+        <w:rFonts w:ascii="Symbol" w:hAnsi="Symbol" w:hint="default"/>
+        <w:sz w:val="20"/>
+      </w:rPr>
+    </w:lvl>
+    <w:lvl w:ilvl="1" w:tentative="1">
+      <w:start w:val="1"/>
+      <w:numFmt w:val="bullet"/>
+      <w:lvlText w:val="o"/>
+      <w:lvlJc w:val="left"/>
+      <w:pPr>
+        <w:tabs>
+          <w:tab w:val="num" w:pos="1440"/>
+        </w:tabs>
+        <w:ind w:left="1440" w:hanging="360"/>
+      </w:pPr>
+      <w:rPr>
+        <w:rFonts w:ascii="Courier New" w:hAnsi="Courier New" w:hint="default"/>
+        <w:sz w:val="20"/>
+      </w:rPr>
+    </w:lvl>
+    <w:lvl w:ilvl="2" w:tentative="1">
+      <w:start w:val="1"/>
+      <w:numFmt w:val="bullet"/>
+      <w:lvlText w:val=""/>
+      <w:lvlJc w:val="left"/>
+      <w:pPr>
+        <w:tabs>
+          <w:tab w:val="num" w:pos="2160"/>
+        </w:tabs>
+        <w:ind w:left="2160" w:hanging="360"/>
+      </w:pPr>
+      <w:rPr>
+        <w:rFonts w:ascii="Wingdings" w:hAnsi="Wingdings" w:hint="default"/>
+        <w:sz w:val="20"/>
+      </w:rPr>
+    </w:lvl>
+    <w:lvl w:ilvl="3" w:tentative="1">
+      <w:start w:val="1"/>
+      <w:numFmt w:val="bullet"/>
+      <w:lvlText w:val=""/>
+      <w:lvlJc w:val="left"/>
+      <w:pPr>
+        <w:tabs>
+          <w:tab w:val="num" w:pos="2880"/>
+        </w:tabs>
+        <w:ind w:left="2880" w:hanging="360"/>
+      </w:pPr>
+      <w:rPr>
+        <w:rFonts w:ascii="Wingdings" w:hAnsi="Wingdings" w:hint="default"/>
+        <w:sz w:val="20"/>
+      </w:rPr>
+    </w:lvl>
+    <w:lvl w:ilvl="4" w:tentative="1">
+      <w:start w:val="1"/>
+      <w:numFmt w:val="bullet"/>
+      <w:lvlText w:val=""/>
+      <w:lvlJc w:val="left"/>
+      <w:pPr>
+        <w:tabs>
+          <w:tab w:val="num" w:pos="3600"/>
+        </w:tabs>
+        <w:ind w:left="3600" w:hanging="360"/>
+      </w:pPr>
+      <w:rPr>
+        <w:rFonts w:ascii="Wingdings" w:hAnsi="Wingdings" w:hint="default"/>
+        <w:sz w:val="20"/>
+      </w:rPr>
+    </w:lvl>
+    <w:lvl w:ilvl="5" w:tentative="1">
+      <w:start w:val="1"/>
+      <w:numFmt w:val="bullet"/>
+      <w:lvlText w:val=""/>
+      <w:lvlJc w:val="left"/>
+      <w:pPr>
+        <w:tabs>
+          <w:tab w:val="num" w:pos="4320"/>
+        </w:tabs>
+        <w:ind w:left="4320" w:hanging="360"/>
+      </w:pPr>
+      <w:rPr>
+        <w:rFonts w:ascii="Wingdings" w:hAnsi="Wingdings" w:hint="default"/>
+        <w:sz w:val="20"/>
+      </w:rPr>
+    </w:lvl>
+    <w:lvl w:ilvl="6" w:tentative="1">
+      <w:start w:val="1"/>
+      <w:numFmt w:val="bullet"/>
+      <w:lvlText w:val=""/>
+      <w:lvlJc w:val="left"/>
+      <w:pPr>
+        <w:tabs>
+          <w:tab w:val="num" w:pos="5040"/>
+        </w:tabs>
+        <w:ind w:left="5040" w:hanging="360"/>
+      </w:pPr>
+      <w:rPr>
+        <w:rFonts w:ascii="Wingdings" w:hAnsi="Wingdings" w:hint="default"/>
+        <w:sz w:val="20"/>
+      </w:rPr>
+    </w:lvl>
+    <w:lvl w:ilvl="7" w:tentative="1">
+      <w:start w:val="1"/>
+      <w:numFmt w:val="bullet"/>
+      <w:lvlText w:val=""/>
+      <w:lvlJc w:val="left"/>
+      <w:pPr>
+        <w:tabs>
+          <w:tab w:val="num" w:pos="5760"/>
+        </w:tabs>
+        <w:ind w:left="5760" w:hanging="360"/>
+      </w:pPr>
+      <w:rPr>
+        <w:rFonts w:ascii="Wingdings" w:hAnsi="Wingdings" w:hint="default"/>
+        <w:sz w:val="20"/>
+      </w:rPr>
+    </w:lvl>
+    <w:lvl w:ilvl="8" w:tentative="1">
+      <w:start w:val="1"/>
+      <w:numFmt w:val="bullet"/>
+      <w:lvlText w:val=""/>
+      <w:lvlJc w:val="left"/>
+      <w:pPr>
+        <w:tabs>
+          <w:tab w:val="num" w:pos="6480"/>
+        </w:tabs>
+        <w:ind w:left="6480" w:hanging="360"/>
+      </w:pPr>
+      <w:rPr>
+        <w:rFonts w:ascii="Wingdings" w:hAnsi="Wingdings" w:hint="default"/>
+        <w:sz w:val="20"/>
+      </w:rPr>
+    </w:lvl>
+  </w:abstractNum>
+  <w:abstractNum w:abstractNumId="5" w15:restartNumberingAfterBreak="0">
+    <w:nsid w:val="2C3243E1"/>
+    <w:multiLevelType w:val="multilevel"/>
+    <w:tmpl w:val="C1C4F6E2"/>
+    <w:lvl w:ilvl="0">
+      <w:start w:val="1"/>
+      <w:numFmt w:val="bullet"/>
+      <w:lvlText w:val=""/>
+      <w:lvlJc w:val="left"/>
+      <w:pPr>
+        <w:tabs>
+          <w:tab w:val="num" w:pos="720"/>
+        </w:tabs>
+        <w:ind w:left="720" w:hanging="360"/>
+      </w:pPr>
+      <w:rPr>
+        <w:rFonts w:ascii="Symbol" w:hAnsi="Symbol" w:hint="default"/>
+        <w:sz w:val="20"/>
+      </w:rPr>
+    </w:lvl>
+    <w:lvl w:ilvl="1" w:tentative="1">
+      <w:start w:val="1"/>
+      <w:numFmt w:val="bullet"/>
+      <w:lvlText w:val="o"/>
+      <w:lvlJc w:val="left"/>
+      <w:pPr>
+        <w:tabs>
+          <w:tab w:val="num" w:pos="1440"/>
+        </w:tabs>
+        <w:ind w:left="1440" w:hanging="360"/>
+      </w:pPr>
+      <w:rPr>
+        <w:rFonts w:ascii="Courier New" w:hAnsi="Courier New" w:hint="default"/>
+        <w:sz w:val="20"/>
+      </w:rPr>
+    </w:lvl>
+    <w:lvl w:ilvl="2" w:tentative="1">
+      <w:start w:val="1"/>
+      <w:numFmt w:val="bullet"/>
+      <w:lvlText w:val=""/>
+      <w:lvlJc w:val="left"/>
+      <w:pPr>
+        <w:tabs>
+          <w:tab w:val="num" w:pos="2160"/>
+        </w:tabs>
+        <w:ind w:left="2160" w:hanging="360"/>
+      </w:pPr>
+      <w:rPr>
+        <w:rFonts w:ascii="Wingdings" w:hAnsi="Wingdings" w:hint="default"/>
+        <w:sz w:val="20"/>
+      </w:rPr>
+    </w:lvl>
+    <w:lvl w:ilvl="3" w:tentative="1">
+      <w:start w:val="1"/>
+      <w:numFmt w:val="bullet"/>
+      <w:lvlText w:val=""/>
+      <w:lvlJc w:val="left"/>
+      <w:pPr>
+        <w:tabs>
+          <w:tab w:val="num" w:pos="2880"/>
+        </w:tabs>
+        <w:ind w:left="2880" w:hanging="360"/>
+      </w:pPr>
+      <w:rPr>
+        <w:rFonts w:ascii="Wingdings" w:hAnsi="Wingdings" w:hint="default"/>
+        <w:sz w:val="20"/>
+      </w:rPr>
+    </w:lvl>
+    <w:lvl w:ilvl="4" w:tentative="1">
+      <w:start w:val="1"/>
+      <w:numFmt w:val="bullet"/>
+      <w:lvlText w:val=""/>
+      <w:lvlJc w:val="left"/>
+      <w:pPr>
+        <w:tabs>
+          <w:tab w:val="num" w:pos="3600"/>
+        </w:tabs>
+        <w:ind w:left="3600" w:hanging="360"/>
+      </w:pPr>
+      <w:rPr>
+        <w:rFonts w:ascii="Wingdings" w:hAnsi="Wingdings" w:hint="default"/>
+        <w:sz w:val="20"/>
+      </w:rPr>
+    </w:lvl>
+    <w:lvl w:ilvl="5" w:tentative="1">
+      <w:start w:val="1"/>
+      <w:numFmt w:val="bullet"/>
+      <w:lvlText w:val=""/>
+      <w:lvlJc w:val="left"/>
+      <w:pPr>
+        <w:tabs>
+          <w:tab w:val="num" w:pos="4320"/>
+        </w:tabs>
+        <w:ind w:left="4320" w:hanging="360"/>
+      </w:pPr>
+      <w:rPr>
+        <w:rFonts w:ascii="Wingdings" w:hAnsi="Wingdings" w:hint="default"/>
+        <w:sz w:val="20"/>
+      </w:rPr>
+    </w:lvl>
+    <w:lvl w:ilvl="6" w:tentative="1">
+      <w:start w:val="1"/>
+      <w:numFmt w:val="bullet"/>
+      <w:lvlText w:val=""/>
+      <w:lvlJc w:val="left"/>
+      <w:pPr>
+        <w:tabs>
+          <w:tab w:val="num" w:pos="5040"/>
+        </w:tabs>
+        <w:ind w:left="5040" w:hanging="360"/>
+      </w:pPr>
+      <w:rPr>
+        <w:rFonts w:ascii="Wingdings" w:hAnsi="Wingdings" w:hint="default"/>
+        <w:sz w:val="20"/>
+      </w:rPr>
+    </w:lvl>
+    <w:lvl w:ilvl="7" w:tentative="1">
+      <w:start w:val="1"/>
+      <w:numFmt w:val="bullet"/>
+      <w:lvlText w:val=""/>
+      <w:lvlJc w:val="left"/>
+      <w:pPr>
+        <w:tabs>
+          <w:tab w:val="num" w:pos="5760"/>
+        </w:tabs>
+        <w:ind w:left="5760" w:hanging="360"/>
+      </w:pPr>
+      <w:rPr>
+        <w:rFonts w:ascii="Wingdings" w:hAnsi="Wingdings" w:hint="default"/>
+        <w:sz w:val="20"/>
+      </w:rPr>
+    </w:lvl>
+    <w:lvl w:ilvl="8" w:tentative="1">
+      <w:start w:val="1"/>
+      <w:numFmt w:val="bullet"/>
+      <w:lvlText w:val=""/>
+      <w:lvlJc w:val="left"/>
+      <w:pPr>
+        <w:tabs>
+          <w:tab w:val="num" w:pos="6480"/>
+        </w:tabs>
+        <w:ind w:left="6480" w:hanging="360"/>
+      </w:pPr>
+      <w:rPr>
+        <w:rFonts w:ascii="Wingdings" w:hAnsi="Wingdings" w:hint="default"/>
+        <w:sz w:val="20"/>
+      </w:rPr>
+    </w:lvl>
+  </w:abstractNum>
+  <w:abstractNum w:abstractNumId="6" w15:restartNumberingAfterBreak="0">
+    <w:nsid w:val="542300E8"/>
+    <w:multiLevelType w:val="hybridMultilevel"/>
+    <w:tmpl w:val="ABCE8AAC"/>
+    <w:lvl w:ilvl="0" w:tplc="0416000F">
+      <w:start w:val="1"/>
+      <w:numFmt w:val="decimal"/>
+      <w:lvlText w:val="%1."/>
+      <w:lvlJc w:val="left"/>
+      <w:pPr>
+        <w:ind w:left="720" w:hanging="360"/>
+      </w:pPr>
+      <w:rPr>
+        <w:rFonts w:hint="default"/>
+      </w:rPr>
+    </w:lvl>
+    <w:lvl w:ilvl="1" w:tplc="04160019" w:tentative="1">
+      <w:start w:val="1"/>
+      <w:numFmt w:val="lowerLetter"/>
+      <w:lvlText w:val="%2."/>
+      <w:lvlJc w:val="left"/>
+      <w:pPr>
+        <w:ind w:left="1440" w:hanging="360"/>
+      </w:pPr>
+    </w:lvl>
+    <w:lvl w:ilvl="2" w:tplc="0416001B" w:tentative="1">
+      <w:start w:val="1"/>
+      <w:numFmt w:val="lowerRoman"/>
+      <w:lvlText w:val="%3."/>
+      <w:lvlJc w:val="right"/>
+      <w:pPr>
+        <w:ind w:left="2160" w:hanging="180"/>
+      </w:pPr>
+    </w:lvl>
+    <w:lvl w:ilvl="3" w:tplc="0416000F" w:tentative="1">
+      <w:start w:val="1"/>
+      <w:numFmt w:val="decimal"/>
+      <w:lvlText w:val="%4."/>
+      <w:lvlJc w:val="left"/>
+      <w:pPr>
+        <w:ind w:left="2880" w:hanging="360"/>
+      </w:pPr>
+    </w:lvl>
+    <w:lvl w:ilvl="4" w:tplc="04160019" w:tentative="1">
+      <w:start w:val="1"/>
+      <w:numFmt w:val="lowerLetter"/>
+      <w:lvlText w:val="%5."/>
+      <w:lvlJc w:val="left"/>
+      <w:pPr>
+        <w:ind w:left="3600" w:hanging="360"/>
+      </w:pPr>
+    </w:lvl>
+    <w:lvl w:ilvl="5" w:tplc="0416001B" w:tentative="1">
+      <w:start w:val="1"/>
+      <w:numFmt w:val="lowerRoman"/>
+      <w:lvlText w:val="%6."/>
+      <w:lvlJc w:val="right"/>
+      <w:pPr>
+        <w:ind w:left="4320" w:hanging="180"/>
+      </w:pPr>
+    </w:lvl>
+    <w:lvl w:ilvl="6" w:tplc="0416000F" w:tentative="1">
+      <w:start w:val="1"/>
+      <w:numFmt w:val="decimal"/>
+      <w:lvlText w:val="%7."/>
+      <w:lvlJc w:val="left"/>
+      <w:pPr>
+        <w:ind w:left="5040" w:hanging="360"/>
+      </w:pPr>
+    </w:lvl>
+    <w:lvl w:ilvl="7" w:tplc="04160019" w:tentative="1">
+      <w:start w:val="1"/>
+      <w:numFmt w:val="lowerLetter"/>
+      <w:lvlText w:val="%8."/>
+      <w:lvlJc w:val="left"/>
+      <w:pPr>
+        <w:ind w:left="5760" w:hanging="360"/>
+      </w:pPr>
+    </w:lvl>
+    <w:lvl w:ilvl="8" w:tplc="0416001B" w:tentative="1">
+      <w:start w:val="1"/>
+      <w:numFmt w:val="lowerRoman"/>
+      <w:lvlText w:val="%9."/>
+      <w:lvlJc w:val="right"/>
+      <w:pPr>
+        <w:ind w:left="6480" w:hanging="180"/>
+      </w:pPr>
+    </w:lvl>
+  </w:abstractNum>
+  <w:num w:numId="1" w16cid:durableId="911234747">
     <w:abstractNumId w:val="0"/>
   </w:num>
-  <w:num w:numId="2">
+  <w:num w:numId="2" w16cid:durableId="1241207738">
     <w:abstractNumId w:val="1"/>
   </w:num>
-  <w:num w:numId="3">
+  <w:num w:numId="3" w16cid:durableId="254482737">
     <w:abstractNumId w:val="1"/>
   </w:num>
-  <w:num w:numId="4">
+  <w:num w:numId="4" w16cid:durableId="1527519617">
     <w:abstractNumId w:val="1"/>
   </w:num>
-  <w:num w:numId="5">
+  <w:num w:numId="5" w16cid:durableId="2146197088">
     <w:abstractNumId w:val="1"/>
   </w:num>
-  <w:num w:numId="6">
+  <w:num w:numId="6" w16cid:durableId="1956280896">
     <w:abstractNumId w:val="1"/>
   </w:num>
-  <w:num w:numId="7">
+  <w:num w:numId="7" w16cid:durableId="703869317">
     <w:abstractNumId w:val="1"/>
   </w:num>
-  <w:num w:numId="8">
+  <w:num w:numId="8" w16cid:durableId="537399165">
     <w:abstractNumId w:val="1"/>
   </w:num>
-  <w:num w:numId="9">
+  <w:num w:numId="9" w16cid:durableId="506411875">
     <w:abstractNumId w:val="1"/>
   </w:num>
-  <w:num w:numId="10">
+  <w:num w:numId="10" w16cid:durableId="431241028">
     <w:abstractNumId w:val="3"/>
     <w:lvlOverride w:ilvl="0">
       <w:startOverride w:val="1"/>
@@ -7366,56 +7502,65 @@
       <w:startOverride w:val="1"/>
     </w:lvlOverride>
   </w:num>
-  <w:num w:numId="11">
+  <w:num w:numId="11" w16cid:durableId="310646669">
     <w:abstractNumId w:val="2"/>
   </w:num>
-  <w:num w:numId="12">
+  <w:num w:numId="12" w16cid:durableId="1647859413">
     <w:abstractNumId w:val="2"/>
   </w:num>
-  <w:num w:numId="13">
+  <w:num w:numId="13" w16cid:durableId="892276949">
     <w:abstractNumId w:val="2"/>
   </w:num>
-  <w:num w:numId="14">
+  <w:num w:numId="14" w16cid:durableId="1925720021">
     <w:abstractNumId w:val="2"/>
   </w:num>
-  <w:num w:numId="15">
+  <w:num w:numId="15" w16cid:durableId="885291167">
     <w:abstractNumId w:val="2"/>
   </w:num>
-  <w:num w:numId="16">
+  <w:num w:numId="16" w16cid:durableId="1355494781">
     <w:abstractNumId w:val="2"/>
   </w:num>
-  <w:num w:numId="17">
+  <w:num w:numId="17" w16cid:durableId="944112079">
     <w:abstractNumId w:val="2"/>
   </w:num>
-  <w:num w:numId="18">
+  <w:num w:numId="18" w16cid:durableId="2026203480">
     <w:abstractNumId w:val="2"/>
   </w:num>
-  <w:num w:numId="19">
+  <w:num w:numId="19" w16cid:durableId="1630939471">
     <w:abstractNumId w:val="2"/>
   </w:num>
-  <w:num w:numId="20">
+  <w:num w:numId="20" w16cid:durableId="487327869">
     <w:abstractNumId w:val="2"/>
   </w:num>
-  <w:num w:numId="21">
+  <w:num w:numId="21" w16cid:durableId="1003782061">
     <w:abstractNumId w:val="2"/>
   </w:num>
-  <w:num w:numId="22">
+  <w:num w:numId="22" w16cid:durableId="1502311072">
     <w:abstractNumId w:val="2"/>
   </w:num>
-  <w:num w:numId="23">
+  <w:num w:numId="23" w16cid:durableId="1964115305">
     <w:abstractNumId w:val="2"/>
   </w:num>
-  <w:num w:numId="24">
+  <w:num w:numId="24" w16cid:durableId="57948344">
     <w:abstractNumId w:val="2"/>
   </w:num>
-  <w:num w:numId="25">
+  <w:num w:numId="25" w16cid:durableId="1985741824">
     <w:abstractNumId w:val="2"/>
   </w:num>
-  <w:num w:numId="26">
+  <w:num w:numId="26" w16cid:durableId="863204801">
     <w:abstractNumId w:val="2"/>
   </w:num>
-  <w:num w:numId="27">
+  <w:num w:numId="27" w16cid:durableId="584218915">
     <w:abstractNumId w:val="2"/>
+  </w:num>
+  <w:num w:numId="28" w16cid:durableId="134760074">
+    <w:abstractNumId w:val="6"/>
+  </w:num>
+  <w:num w:numId="29" w16cid:durableId="122693879">
+    <w:abstractNumId w:val="4"/>
+  </w:num>
+  <w:num w:numId="30" w16cid:durableId="2088795540">
+    <w:abstractNumId w:val="5"/>
   </w:num>
 </w:numbering>
 </file>
@@ -7592,7 +7737,7 @@
     <w:lsdException w:name="Table Web 2" w:semiHidden="1" w:unhideWhenUsed="1"/>
     <w:lsdException w:name="Table Web 3" w:semiHidden="1" w:unhideWhenUsed="1"/>
     <w:lsdException w:name="Balloon Text" w:semiHidden="1" w:unhideWhenUsed="1"/>
-    <w:lsdException w:name="Table Grid" w:semiHidden="1" w:uiPriority="59" w:unhideWhenUsed="1"/>
+    <w:lsdException w:name="Table Grid" w:uiPriority="59"/>
     <w:lsdException w:name="Table Theme" w:semiHidden="1" w:unhideWhenUsed="1"/>
     <w:lsdException w:name="Placeholder Text" w:semiHidden="1"/>
     <w:lsdException w:name="No Spacing" w:uiPriority="1" w:qFormat="1"/>
@@ -8012,7 +8157,6 @@
   <w:style w:type="character" w:default="1" w:styleId="Fontepargpadro">
     <w:name w:val="Default Paragraph Font"/>
     <w:uiPriority w:val="1"/>
-    <w:semiHidden/>
     <w:unhideWhenUsed/>
   </w:style>
   <w:style w:type="table" w:default="1" w:styleId="Tabelanormal">
@@ -19966,6 +20110,22 @@
       <w:rFonts w:ascii="Consolas" w:hAnsi="Consolas"/>
       <w:sz w:val="22"/>
     </w:rPr>
+  </w:style>
+  <w:style w:type="paragraph" w:customStyle="1" w:styleId="z1qcye">
+    <w:name w:val="z1qcye"/>
+    <w:basedOn w:val="Normal"/>
+    <w:rsid w:val="00A311E1"/>
+    <w:pPr>
+      <w:spacing w:before="100" w:beforeAutospacing="1" w:after="100" w:afterAutospacing="1"/>
+    </w:pPr>
+    <w:rPr>
+      <w:rFonts w:ascii="Times New Roman" w:eastAsia="Times New Roman" w:hAnsi="Times New Roman" w:cs="Times New Roman"/>
+    </w:rPr>
+  </w:style>
+  <w:style w:type="character" w:customStyle="1" w:styleId="inqyif">
+    <w:name w:val="inqyif"/>
+    <w:basedOn w:val="Fontepargpadro"/>
+    <w:rsid w:val="00A311E1"/>
   </w:style>
 </w:styles>
 </file>
@@ -20167,6 +20327,23 @@
 </file>
 
 <file path=customXml/item1.xml><?xml version="1.0" encoding="utf-8"?>
+<?mso-contentType ?>
+<FormTemplates xmlns="http://schemas.microsoft.com/sharepoint/v3/contenttype/forms">
+  <Display>DocumentLibraryForm</Display>
+  <Edit>DocumentLibraryForm</Edit>
+  <New>DocumentLibraryForm</New>
+</FormTemplates>
+</file>
+
+<file path=customXml/item2.xml><?xml version="1.0" encoding="utf-8"?>
+<p:properties xmlns:p="http://schemas.microsoft.com/office/2006/metadata/properties" xmlns:xsi="http://www.w3.org/2001/XMLSchema-instance" xmlns:pc="http://schemas.microsoft.com/office/infopath/2007/PartnerControls">
+  <documentManagement>
+    <ReferenceId xmlns="687ae8e4-b11a-4693-a364-6a8f5e4c3a07" xsi:nil="true"/>
+  </documentManagement>
+</p:properties>
+</file>
+
+<file path=customXml/item3.xml><?xml version="1.0" encoding="utf-8"?>
 <ct:contentTypeSchema xmlns:ct="http://schemas.microsoft.com/office/2006/metadata/contentType" xmlns:ma="http://schemas.microsoft.com/office/2006/metadata/properties/metaAttributes" ct:_="" ma:_="" ma:contentTypeName="Documento" ma:contentTypeID="0x01010038735FCA7DCFFA458810561EE3FDC9DD" ma:contentTypeVersion="1" ma:contentTypeDescription="Crie um novo documento." ma:contentTypeScope="" ma:versionID="5f219a6c08ce159985a72c82da21b342">
   <xsd:schema xmlns:xsd="http://www.w3.org/2001/XMLSchema" xmlns:xs="http://www.w3.org/2001/XMLSchema" xmlns:p="http://schemas.microsoft.com/office/2006/metadata/properties" xmlns:ns2="687ae8e4-b11a-4693-a364-6a8f5e4c3a07" targetNamespace="http://schemas.microsoft.com/office/2006/metadata/properties" ma:root="true" ma:fieldsID="36b96138e688126292d8a016db4c424c" ns2:_="">
     <xsd:import namespace="687ae8e4-b11a-4693-a364-6a8f5e4c3a07"/>
@@ -20292,24 +20469,25 @@
 </ct:contentTypeSchema>
 </file>
 
-<file path=customXml/item2.xml><?xml version="1.0" encoding="utf-8"?>
-<p:properties xmlns:p="http://schemas.microsoft.com/office/2006/metadata/properties" xmlns:xsi="http://www.w3.org/2001/XMLSchema-instance" xmlns:pc="http://schemas.microsoft.com/office/infopath/2007/PartnerControls">
-  <documentManagement>
-    <ReferenceId xmlns="687ae8e4-b11a-4693-a364-6a8f5e4c3a07" xsi:nil="true"/>
-  </documentManagement>
-</p:properties>
+<file path=customXml/itemProps1.xml><?xml version="1.0" encoding="utf-8"?>
+<ds:datastoreItem xmlns:ds="http://schemas.openxmlformats.org/officeDocument/2006/customXml" ds:itemID="{8F24AAD2-B016-4CF6-8A58-711982955EAE}">
+  <ds:schemaRefs>
+    <ds:schemaRef ds:uri="http://schemas.microsoft.com/sharepoint/v3/contenttype/forms"/>
+  </ds:schemaRefs>
+</ds:datastoreItem>
 </file>
 
-<file path=customXml/item3.xml><?xml version="1.0" encoding="utf-8"?>
-<?mso-contentType ?>
-<FormTemplates xmlns="http://schemas.microsoft.com/sharepoint/v3/contenttype/forms">
-  <Display>DocumentLibraryForm</Display>
-  <Edit>DocumentLibraryForm</Edit>
-  <New>DocumentLibraryForm</New>
-</FormTemplates>
+<file path=customXml/itemProps2.xml><?xml version="1.0" encoding="utf-8"?>
+<ds:datastoreItem xmlns:ds="http://schemas.openxmlformats.org/officeDocument/2006/customXml" ds:itemID="{2D0AA3DD-39E7-4CD3-802B-D06C1932E82C}">
+  <ds:schemaRefs>
+    <ds:schemaRef ds:uri="http://schemas.microsoft.com/office/2006/metadata/properties"/>
+    <ds:schemaRef ds:uri="http://schemas.microsoft.com/office/infopath/2007/PartnerControls"/>
+    <ds:schemaRef ds:uri="687ae8e4-b11a-4693-a364-6a8f5e4c3a07"/>
+  </ds:schemaRefs>
+</ds:datastoreItem>
 </file>
 
-<file path=customXml/itemProps1.xml><?xml version="1.0" encoding="utf-8"?>
+<file path=customXml/itemProps3.xml><?xml version="1.0" encoding="utf-8"?>
 <ds:datastoreItem xmlns:ds="http://schemas.openxmlformats.org/officeDocument/2006/customXml" ds:itemID="{75D650B6-28B1-42F0-BED9-6D44374C2B70}">
   <ds:schemaRefs>
     <ds:schemaRef ds:uri="http://schemas.microsoft.com/office/2006/metadata/contentType"/>
@@ -20325,22 +20503,4 @@
     <ds:schemaRef ds:uri="http://schemas.microsoft.com/internal/obd"/>
   </ds:schemaRefs>
 </ds:datastoreItem>
-</file>
-
-<file path=customXml/itemProps2.xml><?xml version="1.0" encoding="utf-8"?>
-<ds:datastoreItem xmlns:ds="http://schemas.openxmlformats.org/officeDocument/2006/customXml" ds:itemID="{2D0AA3DD-39E7-4CD3-802B-D06C1932E82C}">
-  <ds:schemaRefs>
-    <ds:schemaRef ds:uri="http://schemas.microsoft.com/office/2006/metadata/properties"/>
-    <ds:schemaRef ds:uri="http://schemas.microsoft.com/office/infopath/2007/PartnerControls"/>
-    <ds:schemaRef ds:uri="687ae8e4-b11a-4693-a364-6a8f5e4c3a07"/>
-  </ds:schemaRefs>
-</ds:datastoreItem>
-</file>
-
-<file path=customXml/itemProps3.xml><?xml version="1.0" encoding="utf-8"?>
-<ds:datastoreItem xmlns:ds="http://schemas.openxmlformats.org/officeDocument/2006/customXml" ds:itemID="{8F24AAD2-B016-4CF6-8A58-711982955EAE}">
-  <ds:schemaRefs>
-    <ds:schemaRef ds:uri="http://schemas.microsoft.com/sharepoint/v3/contenttype/forms"/>
-  </ds:schemaRefs>
-</ds:datastoreItem>
 </file>